--- a/docs/QMT主策略说明.docx
+++ b/docs/QMT主策略说明.docx
@@ -2379,7 +2379,7 @@
                 <w:i w:val="0"/>
                 <w:sz w:val="16"/>
               </w:rPr>
-              <w:t>60</w:t>
+              <w:t>30</w:t>
             </w:r>
             <w:r>
               <w:rPr>
@@ -2388,7 +2388,7 @@
                 <w:i w:val="0"/>
                 <w:sz w:val="16"/>
               </w:rPr>
-              <w:t>（v2.2 定案）</w:t>
+              <w:t>（2026-09-01 定案：风险+可行性优先）</w:t>
             </w:r>
           </w:p>
         </w:tc>
@@ -2406,7 +2406,7 @@
                 <w:i w:val="0"/>
                 <w:sz w:val="16"/>
               </w:rPr>
-              <w:t>实盘端待同步（Windows 端仍跑 TOP30，见 §7）</w:t>
+              <w:t>lot约束下2019-25子区间 pool30&gt;pool60（§2.1）</w:t>
             </w:r>
           </w:p>
         </w:tc>
@@ -2459,7 +2459,7 @@
                 <w:i w:val="0"/>
                 <w:sz w:val="16"/>
               </w:rPr>
-              <w:t>频率 A/B：周频更差、月频回撤低但收益差</w:t>
+              <w:t>频率 A/B：周频更差、月频回撤低但收益差；摊平2组{g0:+2,g1:+7}</w:t>
             </w:r>
           </w:p>
         </w:tc>
@@ -2568,7 +2568,7 @@
                 <w:i w:val="0"/>
                 <w:sz w:val="16"/>
               </w:rPr>
-              <w:t>装饰性（§2.4）</w:t>
+              <w:t>装饰性（§2.4，从未触发）</w:t>
             </w:r>
           </w:p>
         </w:tc>
@@ -2815,7 +2815,34 @@
                 <w:i w:val="0"/>
                 <w:sz w:val="16"/>
               </w:rPr>
-              <w:t>max_position_pct</w:t>
+              <w:t>ma200_thresh_shift</w:t>
+            </w:r>
+          </w:p>
+        </w:tc>
+        <w:tc>
+          <w:tcPr>
+            <w:tcW w:type="dxa" w:w="3137"/>
+            <w:shd w:fill="F2F5FA" w:val="clear"/>
+          </w:tcPr>
+          <w:p>
+            <w:r/>
+            <w:r>
+              <w:rPr>
+                <w:rFonts w:ascii="微软雅黑" w:hAnsi="微软雅黑" w:eastAsia="微软雅黑"/>
+                <w:b/>
+                <w:i w:val="0"/>
+                <w:sz w:val="16"/>
+              </w:rPr>
+              <w:t>-0.03</w:t>
+            </w:r>
+            <w:r>
+              <w:rPr>
+                <w:rFonts w:ascii="微软雅黑" w:hAnsi="微软雅黑" w:eastAsia="微软雅黑"/>
+                <w:b w:val="0"/>
+                <w:i w:val="0"/>
+                <w:sz w:val="16"/>
+              </w:rPr>
+              <w:t>（2026-09-04 定案）</w:t>
             </w:r>
           </w:p>
         </w:tc>
@@ -2833,6 +2860,42 @@
                 <w:i w:val="0"/>
                 <w:sz w:val="16"/>
               </w:rPr>
+              <w:t>更早降档3%，回撤-4.2pp</w:t>
+            </w:r>
+          </w:p>
+        </w:tc>
+      </w:tr>
+      <w:tr>
+        <w:tc>
+          <w:tcPr>
+            <w:tcW w:type="dxa" w:w="3137"/>
+          </w:tcPr>
+          <w:p>
+            <w:r/>
+            <w:r>
+              <w:rPr>
+                <w:rFonts w:ascii="微软雅黑" w:hAnsi="微软雅黑" w:eastAsia="微软雅黑"/>
+                <w:b w:val="0"/>
+                <w:i w:val="0"/>
+                <w:sz w:val="16"/>
+              </w:rPr>
+              <w:t>max_position_pct</w:t>
+            </w:r>
+          </w:p>
+        </w:tc>
+        <w:tc>
+          <w:tcPr>
+            <w:tcW w:type="dxa" w:w="3137"/>
+          </w:tcPr>
+          <w:p>
+            <w:r/>
+            <w:r>
+              <w:rPr>
+                <w:rFonts w:ascii="微软雅黑" w:hAnsi="微软雅黑" w:eastAsia="微软雅黑"/>
+                <w:b w:val="0"/>
+                <w:i w:val="0"/>
+                <w:sz w:val="16"/>
+              </w:rPr>
               <w:t>10%</w:t>
             </w:r>
           </w:p>
@@ -2840,7 +2903,6 @@
         <w:tc>
           <w:tcPr>
             <w:tcW w:type="dxa" w:w="3137"/>
-            <w:shd w:fill="F2F5FA" w:val="clear"/>
           </w:tcPr>
           <w:p>
             <w:r/>
@@ -2860,6 +2922,7 @@
         <w:tc>
           <w:tcPr>
             <w:tcW w:type="dxa" w:w="3137"/>
+            <w:shd w:fill="F2F5FA" w:val="clear"/>
           </w:tcPr>
           <w:p>
             <w:r/>
@@ -2877,6 +2940,7 @@
         <w:tc>
           <w:tcPr>
             <w:tcW w:type="dxa" w:w="3137"/>
+            <w:shd w:fill="F2F5FA" w:val="clear"/>
           </w:tcPr>
           <w:p>
             <w:r/>
@@ -2887,7 +2951,44 @@
                 <w:i w:val="0"/>
                 <w:sz w:val="16"/>
               </w:rPr>
-              <w:t>0.13% 双边</w:t>
+              <w:t>0.13% 单边（引擎实际按换手×0.13%×2计）</w:t>
+            </w:r>
+          </w:p>
+        </w:tc>
+        <w:tc>
+          <w:tcPr>
+            <w:tcW w:type="dxa" w:w="3137"/>
+            <w:shd w:fill="F2F5FA" w:val="clear"/>
+          </w:tcPr>
+          <w:p>
+            <w:r/>
+            <w:r>
+              <w:rPr>
+                <w:rFonts w:ascii="微软雅黑" w:hAnsi="微软雅黑" w:eastAsia="微软雅黑"/>
+                <w:b w:val="0"/>
+                <w:i w:val="0"/>
+                <w:sz w:val="16"/>
+              </w:rPr>
+              <w:t>⚠️ 口径歧义待实盘对账（成本每±7bp≈±0.7pp年化，2026-09-05实测）</w:t>
+            </w:r>
+          </w:p>
+        </w:tc>
+      </w:tr>
+      <w:tr>
+        <w:tc>
+          <w:tcPr>
+            <w:tcW w:type="dxa" w:w="3137"/>
+          </w:tcPr>
+          <w:p>
+            <w:r/>
+            <w:r>
+              <w:rPr>
+                <w:rFonts w:ascii="微软雅黑" w:hAnsi="微软雅黑" w:eastAsia="微软雅黑"/>
+                <w:b w:val="0"/>
+                <w:i w:val="0"/>
+                <w:sz w:val="16"/>
+              </w:rPr>
+              <w:t>cash_yield</w:t>
             </w:r>
           </w:p>
         </w:tc>
@@ -2904,7 +3005,24 @@
                 <w:i w:val="0"/>
                 <w:sz w:val="16"/>
               </w:rPr>
-              <w:t>佣金+印花+滑点</w:t>
+              <w:t>2%/年</w:t>
+            </w:r>
+          </w:p>
+        </w:tc>
+        <w:tc>
+          <w:tcPr>
+            <w:tcW w:type="dxa" w:w="3137"/>
+          </w:tcPr>
+          <w:p>
+            <w:r/>
+            <w:r>
+              <w:rPr>
+                <w:rFonts w:ascii="微软雅黑" w:hAnsi="微软雅黑" w:eastAsia="微软雅黑"/>
+                <w:b w:val="0"/>
+                <w:i w:val="0"/>
+                <w:sz w:val="16"/>
+              </w:rPr>
+              <w:t>低仓位现金收益（实盘短债ETF升级+0.07pp）</w:t>
             </w:r>
           </w:p>
         </w:tc>
@@ -2924,7 +3042,7 @@
                 <w:i w:val="0"/>
                 <w:sz w:val="16"/>
               </w:rPr>
-              <w:t>cash_yield</w:t>
+              <w:t>min_bars</w:t>
             </w:r>
           </w:p>
         </w:tc>
@@ -2942,7 +3060,7 @@
                 <w:i w:val="0"/>
                 <w:sz w:val="16"/>
               </w:rPr>
-              <w:t>2%/年</w:t>
+              <w:t>250</w:t>
             </w:r>
           </w:p>
         </w:tc>
@@ -2950,59 +3068,6 @@
           <w:tcPr>
             <w:tcW w:type="dxa" w:w="3137"/>
             <w:shd w:fill="F2F5FA" w:val="clear"/>
-          </w:tcPr>
-          <w:p>
-            <w:r/>
-            <w:r>
-              <w:rPr>
-                <w:rFonts w:ascii="微软雅黑" w:hAnsi="微软雅黑" w:eastAsia="微软雅黑"/>
-                <w:b w:val="0"/>
-                <w:i w:val="0"/>
-                <w:sz w:val="16"/>
-              </w:rPr>
-              <w:t>低仓位现金收益</w:t>
-            </w:r>
-          </w:p>
-        </w:tc>
-      </w:tr>
-      <w:tr>
-        <w:tc>
-          <w:tcPr>
-            <w:tcW w:type="dxa" w:w="3137"/>
-          </w:tcPr>
-          <w:p>
-            <w:r/>
-            <w:r>
-              <w:rPr>
-                <w:rFonts w:ascii="微软雅黑" w:hAnsi="微软雅黑" w:eastAsia="微软雅黑"/>
-                <w:b w:val="0"/>
-                <w:i w:val="0"/>
-                <w:sz w:val="16"/>
-              </w:rPr>
-              <w:t>min_bars</w:t>
-            </w:r>
-          </w:p>
-        </w:tc>
-        <w:tc>
-          <w:tcPr>
-            <w:tcW w:type="dxa" w:w="3137"/>
-          </w:tcPr>
-          <w:p>
-            <w:r/>
-            <w:r>
-              <w:rPr>
-                <w:rFonts w:ascii="微软雅黑" w:hAnsi="微软雅黑" w:eastAsia="微软雅黑"/>
-                <w:b w:val="0"/>
-                <w:i w:val="0"/>
-                <w:sz w:val="16"/>
-              </w:rPr>
-              <w:t>250</w:t>
-            </w:r>
-          </w:p>
-        </w:tc>
-        <w:tc>
-          <w:tcPr>
-            <w:tcW w:type="dxa" w:w="3137"/>
           </w:tcPr>
           <w:p>
             <w:r/>
@@ -5839,7 +5904,7 @@
           <w:color w:val="595959"/>
           <w:sz w:val="15"/>
         </w:rPr>
-        <w:t>生成时间: 2026-09-05 18:51 | 源: docs/qmt_strategy_spec.md</w:t>
+        <w:t>生成时间: 2026-09-05 18:53 | 源: docs/qmt_strategy_spec.md</w:t>
       </w:r>
     </w:p>
     <w:sectPr>

--- a/docs/QMT主策略说明.docx
+++ b/docs/QMT主策略说明.docx
@@ -3129,7 +3129,7 @@
           <w:i w:val="0"/>
           <w:sz w:val="16"/>
         </w:rPr>
-        <w:t xml:space="preserve">  ├─ 调仓指令: buy/sell 增量(非幂等, 非调仓日清空)       │</w:t>
+        <w:t xml:space="preserve">  ├─ 调仓指令: 目标仓位 diff 式(幂等, 2026-09-02 起) + 摊平两组合并执行 │</w:t>
       </w:r>
       <w:r>
         <w:br/>
@@ -3524,7 +3524,7 @@
           <w:i w:val="0"/>
           <w:sz w:val="20"/>
         </w:rPr>
-        <w:t>（隧道恢复后一次做完）：a) 快照计划任务固定 15:10（时点漂移根源）；b) 实盘切换 TOP60+过滤；c) 下单逻辑改目标仓位 diff 式（幂等，防重复下单）；d) TP 状态机清理</w:t>
+        <w:t>（2026-09-03 已随摊平部署完成）：a) ✅ 快照任务固定 15:10（Quant-Snapshot-1510 + Linux 15:12 qmt_snapshot cron，NAV 断档已修）；b) ✅ 实盘已切换 pool30+过滤（摊平部署即含）；c) ✅ 下单已改目标仓位 diff 式（幂等+在途订单净额修正）；d) ⏳ TP 状态机清理（stop_monitor 的 tp_level，装饰性，不急）</w:t>
       </w:r>
     </w:p>
     <w:p>
@@ -3605,7 +3605,7 @@
           <w:i w:val="0"/>
           <w:sz w:val="20"/>
         </w:rPr>
-        <w:t>2 组组合均值 ±1σ</w:t>
+        <w:t>2026-09-05 当前配置重跑（pool30×50万lot×降档3%）</w:t>
       </w:r>
       <w:r>
         <w:rPr>
@@ -3614,7 +3614,7 @@
           <w:i w:val="0"/>
           <w:sz w:val="20"/>
         </w:rPr>
-        <w:t>（lot 约束后：pool30 约 +5.0%±1.6pp、</w:t>
+        <w:t>：</w:t>
       </w:r>
     </w:p>
     <w:p>
@@ -5890,6 +5890,325 @@
           </w:p>
         </w:tc>
       </w:tr>
+      <w:tr>
+        <w:tc>
+          <w:tcPr>
+            <w:tcW w:type="dxa" w:w="3137"/>
+            <w:shd w:fill="F2F5FA" w:val="clear"/>
+          </w:tcPr>
+          <w:p>
+            <w:r/>
+            <w:r>
+              <w:rPr>
+                <w:rFonts w:ascii="微软雅黑" w:hAnsi="微软雅黑" w:eastAsia="微软雅黑"/>
+                <w:b w:val="0"/>
+                <w:i w:val="0"/>
+                <w:sz w:val="16"/>
+              </w:rPr>
+              <w:t>2026-09-04</w:t>
+            </w:r>
+          </w:p>
+        </w:tc>
+        <w:tc>
+          <w:tcPr>
+            <w:tcW w:type="dxa" w:w="3137"/>
+            <w:shd w:fill="F2F5FA" w:val="clear"/>
+          </w:tcPr>
+          <w:p>
+            <w:r/>
+            <w:r>
+              <w:rPr>
+                <w:rFonts w:ascii="微软雅黑" w:hAnsi="微软雅黑" w:eastAsia="微软雅黑"/>
+                <w:b/>
+                <w:i w:val="0"/>
+                <w:sz w:val="16"/>
+              </w:rPr>
+              <w:t>执行链 25 问题闭环 + 卖出定价 v3</w:t>
+            </w:r>
+            <w:r>
+              <w:rPr>
+                <w:rFonts w:ascii="微软雅黑" w:hAnsi="微软雅黑" w:eastAsia="微软雅黑"/>
+                <w:b w:val="0"/>
+                <w:i w:val="0"/>
+                <w:sz w:val="16"/>
+              </w:rPr>
+              <w:t>（实时价×0.98）+ 废单 tick 三层固化</w:t>
+            </w:r>
+          </w:p>
+        </w:tc>
+        <w:tc>
+          <w:tcPr>
+            <w:tcW w:type="dxa" w:w="3137"/>
+            <w:shd w:fill="F2F5FA" w:val="clear"/>
+          </w:tcPr>
+          <w:p>
+            <w:r/>
+            <w:r>
+              <w:rPr>
+                <w:rFonts w:ascii="微软雅黑" w:hAnsi="微软雅黑" w:eastAsia="微软雅黑"/>
+                <w:b w:val="0"/>
+                <w:i w:val="0"/>
+                <w:sz w:val="16"/>
+              </w:rPr>
+              <w:t>风控四红线恢复/防毒化/fail-safe/在途修正/MA10补买/告警通道</w:t>
+            </w:r>
+          </w:p>
+        </w:tc>
+      </w:tr>
+      <w:tr>
+        <w:tc>
+          <w:tcPr>
+            <w:tcW w:type="dxa" w:w="3137"/>
+          </w:tcPr>
+          <w:p>
+            <w:r/>
+            <w:r>
+              <w:rPr>
+                <w:rFonts w:ascii="微软雅黑" w:hAnsi="微软雅黑" w:eastAsia="微软雅黑"/>
+                <w:b w:val="0"/>
+                <w:i w:val="0"/>
+                <w:sz w:val="16"/>
+              </w:rPr>
+              <w:t>2026-09-04</w:t>
+            </w:r>
+          </w:p>
+        </w:tc>
+        <w:tc>
+          <w:tcPr>
+            <w:tcW w:type="dxa" w:w="3137"/>
+          </w:tcPr>
+          <w:p>
+            <w:r/>
+            <w:r>
+              <w:rPr>
+                <w:rFonts w:ascii="微软雅黑" w:hAnsi="微软雅黑" w:eastAsia="微软雅黑"/>
+                <w:b/>
+                <w:i w:val="0"/>
+                <w:sz w:val="16"/>
+              </w:rPr>
+              <w:t>短债现金管理上线</w:t>
+            </w:r>
+            <w:r>
+              <w:rPr>
+                <w:rFonts w:ascii="微软雅黑" w:hAnsi="微软雅黑" w:eastAsia="微软雅黑"/>
+                <w:b w:val="0"/>
+                <w:i w:val="0"/>
+                <w:sz w:val="16"/>
+              </w:rPr>
+              <w:t>（cash_sweep→511360，分批 20 万/次）</w:t>
+            </w:r>
+          </w:p>
+        </w:tc>
+        <w:tc>
+          <w:tcPr>
+            <w:tcW w:type="dxa" w:w="3137"/>
+          </w:tcPr>
+          <w:p>
+            <w:r/>
+            <w:r>
+              <w:rPr>
+                <w:rFonts w:ascii="微软雅黑" w:hAnsi="微软雅黑" w:eastAsia="微软雅黑"/>
+                <w:b w:val="0"/>
+                <w:i w:val="0"/>
+                <w:sz w:val="16"/>
+              </w:rPr>
+              <w:t>+0.07pp 年化，几乎无回撤；大额建仓分批规则同日落 spec</w:t>
+            </w:r>
+          </w:p>
+        </w:tc>
+      </w:tr>
+      <w:tr>
+        <w:tc>
+          <w:tcPr>
+            <w:tcW w:type="dxa" w:w="3137"/>
+            <w:shd w:fill="F2F5FA" w:val="clear"/>
+          </w:tcPr>
+          <w:p>
+            <w:r/>
+            <w:r>
+              <w:rPr>
+                <w:rFonts w:ascii="微软雅黑" w:hAnsi="微软雅黑" w:eastAsia="微软雅黑"/>
+                <w:b w:val="0"/>
+                <w:i w:val="0"/>
+                <w:sz w:val="16"/>
+              </w:rPr>
+              <w:t>2026-09-05</w:t>
+            </w:r>
+          </w:p>
+        </w:tc>
+        <w:tc>
+          <w:tcPr>
+            <w:tcW w:type="dxa" w:w="3137"/>
+            <w:shd w:fill="F2F5FA" w:val="clear"/>
+          </w:tcPr>
+          <w:p>
+            <w:r/>
+            <w:r>
+              <w:rPr>
+                <w:rFonts w:ascii="微软雅黑" w:hAnsi="微软雅黑" w:eastAsia="微软雅黑"/>
+                <w:b/>
+                <w:i w:val="0"/>
+                <w:sz w:val="16"/>
+              </w:rPr>
+              <w:t>当前配置权威重跑</w:t>
+            </w:r>
+            <w:r>
+              <w:rPr>
+                <w:rFonts w:ascii="微软雅黑" w:hAnsi="微软雅黑" w:eastAsia="微软雅黑"/>
+                <w:b w:val="0"/>
+                <w:i w:val="0"/>
+                <w:sz w:val="16"/>
+              </w:rPr>
+              <w:t>：摊平 +4.43%/夏普 0.36/回撤 -11.83%，路径极差 7.26pp</w:t>
+            </w:r>
+          </w:p>
+        </w:tc>
+        <w:tc>
+          <w:tcPr>
+            <w:tcW w:type="dxa" w:w="3137"/>
+            <w:shd w:fill="F2F5FA" w:val="clear"/>
+          </w:tcPr>
+          <w:p>
+            <w:r/>
+            <w:r>
+              <w:rPr>
+                <w:rFonts w:ascii="微软雅黑" w:hAnsi="微软雅黑" w:eastAsia="微软雅黑"/>
+                <w:b w:val="0"/>
+                <w:i w:val="0"/>
+                <w:sz w:val="16"/>
+              </w:rPr>
+              <w:t>降档 3% 额外收益=抽签方差减半，2026 风落消失，收益来源均匀化</w:t>
+            </w:r>
+          </w:p>
+        </w:tc>
+      </w:tr>
+      <w:tr>
+        <w:tc>
+          <w:tcPr>
+            <w:tcW w:type="dxa" w:w="3137"/>
+          </w:tcPr>
+          <w:p>
+            <w:r/>
+            <w:r>
+              <w:rPr>
+                <w:rFonts w:ascii="微软雅黑" w:hAnsi="微软雅黑" w:eastAsia="微软雅黑"/>
+                <w:b w:val="0"/>
+                <w:i w:val="0"/>
+                <w:sz w:val="16"/>
+              </w:rPr>
+              <w:t>2026-09-05</w:t>
+            </w:r>
+          </w:p>
+        </w:tc>
+        <w:tc>
+          <w:tcPr>
+            <w:tcW w:type="dxa" w:w="3137"/>
+          </w:tcPr>
+          <w:p>
+            <w:r/>
+            <w:r>
+              <w:rPr>
+                <w:rFonts w:ascii="微软雅黑" w:hAnsi="微软雅黑" w:eastAsia="微软雅黑"/>
+                <w:b/>
+                <w:i w:val="0"/>
+                <w:sz w:val="16"/>
+              </w:rPr>
+              <w:t>熊市档信号 vs 逆信号持有回测</w:t>
+            </w:r>
+            <w:r>
+              <w:rPr>
+                <w:rFonts w:ascii="微软雅黑" w:hAnsi="微软雅黑" w:eastAsia="微软雅黑"/>
+                <w:b w:val="0"/>
+                <w:i w:val="0"/>
+                <w:sz w:val="16"/>
+              </w:rPr>
+              <w:t>：近关口子样本 60 日 -3.6%/胜率 33%</w:t>
+            </w:r>
+          </w:p>
+        </w:tc>
+        <w:tc>
+          <w:tcPr>
+            <w:tcW w:type="dxa" w:w="3137"/>
+          </w:tcPr>
+          <w:p>
+            <w:r/>
+            <w:r>
+              <w:rPr>
+                <w:rFonts w:ascii="微软雅黑" w:hAnsi="微软雅黑" w:eastAsia="微软雅黑"/>
+                <w:b w:val="0"/>
+                <w:i w:val="0"/>
+                <w:sz w:val="16"/>
+              </w:rPr>
+              <w:t>当前情境（ratio 0.935）清仓裁定；"4000点摸高≠净收益"</w:t>
+            </w:r>
+          </w:p>
+        </w:tc>
+      </w:tr>
+      <w:tr>
+        <w:tc>
+          <w:tcPr>
+            <w:tcW w:type="dxa" w:w="3137"/>
+            <w:shd w:fill="F2F5FA" w:val="clear"/>
+          </w:tcPr>
+          <w:p>
+            <w:r/>
+            <w:r>
+              <w:rPr>
+                <w:rFonts w:ascii="微软雅黑" w:hAnsi="微软雅黑" w:eastAsia="微软雅黑"/>
+                <w:b w:val="0"/>
+                <w:i w:val="0"/>
+                <w:sz w:val="16"/>
+              </w:rPr>
+              <w:t>2026-09-05</w:t>
+            </w:r>
+          </w:p>
+        </w:tc>
+        <w:tc>
+          <w:tcPr>
+            <w:tcW w:type="dxa" w:w="3137"/>
+            <w:shd w:fill="F2F5FA" w:val="clear"/>
+          </w:tcPr>
+          <w:p>
+            <w:r/>
+            <w:r>
+              <w:rPr>
+                <w:rFonts w:ascii="微软雅黑" w:hAnsi="微软雅黑" w:eastAsia="微软雅黑"/>
+                <w:b/>
+                <w:i w:val="0"/>
+                <w:sz w:val="16"/>
+              </w:rPr>
+              <w:t>文档对齐</w:t>
+            </w:r>
+            <w:r>
+              <w:rPr>
+                <w:rFonts w:ascii="微软雅黑" w:hAnsi="微软雅黑" w:eastAsia="微软雅黑"/>
+                <w:b w:val="0"/>
+                <w:i w:val="0"/>
+                <w:sz w:val="16"/>
+              </w:rPr>
+              <w:t>：§1/§3 同步 pool30+降档 3%、熊市档语义=清仓观望、执行链图改幂等 diff</w:t>
+            </w:r>
+          </w:p>
+        </w:tc>
+        <w:tc>
+          <w:tcPr>
+            <w:tcW w:type="dxa" w:w="3137"/>
+            <w:shd w:fill="F2F5FA" w:val="clear"/>
+          </w:tcPr>
+          <w:p>
+            <w:r/>
+            <w:r>
+              <w:rPr>
+                <w:rFonts w:ascii="微软雅黑" w:hAnsi="微软雅黑" w:eastAsia="微软雅黑"/>
+                <w:b w:val="0"/>
+                <w:i w:val="0"/>
+                <w:sz w:val="16"/>
+              </w:rPr>
+              <w:t>spec v2.4 清稿</w:t>
+            </w:r>
+          </w:p>
+        </w:tc>
+      </w:tr>
     </w:tbl>
     <w:p/>
     <w:p>
@@ -5904,7 +6223,7 @@
           <w:color w:val="595959"/>
           <w:sz w:val="15"/>
         </w:rPr>
-        <w:t>生成时间: 2026-09-05 18:53 | 源: docs/qmt_strategy_spec.md</w:t>
+        <w:t>生成时间: 2026-09-05 21:23 | 源: docs/qmt_strategy_spec.md</w:t>
       </w:r>
     </w:p>
     <w:sectPr>

--- a/docs/QMT主策略说明.docx
+++ b/docs/QMT主策略说明.docx
@@ -132,6 +132,29 @@
           <w:i w:val="0"/>
           <w:sz w:val="20"/>
         </w:rPr>
+        <w:t>组件比较前置问题（2026-09-06 定）："这个指标对杠杆/缩放中性吗？"</w:t>
+      </w:r>
+    </w:p>
+    <w:p>
+      <w:pPr>
+        <w:ind w:left="340"/>
+      </w:pPr>
+      <w:r>
+        <w:rPr>
+          <w:rFonts w:ascii="微软雅黑" w:hAnsi="微软雅黑" w:eastAsia="微软雅黑"/>
+          <w:b w:val="0"/>
+          <w:i w:val="0"/>
+          <w:sz w:val="20"/>
+        </w:rPr>
+        <w:t xml:space="preserve">4. </w:t>
+      </w:r>
+      <w:r>
+        <w:rPr>
+          <w:rFonts w:ascii="微软雅黑" w:hAnsi="微软雅黑" w:eastAsia="微软雅黑"/>
+          <w:b/>
+          <w:i w:val="0"/>
+          <w:sz w:val="20"/>
+        </w:rPr>
         <w:t>资金口径硬触发（2026-09-02 定案）</w:t>
       </w:r>
       <w:r>
@@ -219,7 +242,7 @@
         <w:pStyle w:val="Heading3"/>
       </w:pPr>
       <w:r>
-        <w:t>2.1 股票池：成交额 TOP60（v2.2 定案，收益优先）</w:t>
+        <w:t>2.1 股票池：成交额 TOP30（2026-09-01 定案，风险+可行性优先；v2.2 曾是 TOP60）</w:t>
       </w:r>
     </w:p>
     <w:p>
@@ -234,7 +257,7 @@
           <w:i w:val="0"/>
           <w:sz w:val="20"/>
         </w:rPr>
-        <w:t>取最近 20 个交易日平均成交额前 60 名</w:t>
+        <w:t>取最近 20 个交易日平均成交额前 30 名</w:t>
       </w:r>
     </w:p>
     <w:p>
@@ -3389,7 +3412,7 @@
           <w:i w:val="0"/>
           <w:sz w:val="20"/>
         </w:rPr>
-        <w:t>⚠️ 回测引擎已实现 25% 熔断模拟（2026-08-30），上列 B 路径数字含熔断；-26.9% 为无熔断路径。</w:t>
+        <w:t>⚠️ 回测引擎已实现熔断模拟，触发线 2026-09-02 重校为 15%（约束网格定案）；上列 -26.9% 为无熔断路径。</w:t>
       </w:r>
     </w:p>
     <w:p>
@@ -3453,6 +3476,4435 @@
           <w:sz w:val="20"/>
         </w:rPr>
         <w:t>诚实对照：8/3 持仓满仓死拿 +12.9%，策略只兑现 +6.6%——纪律成本 6.3pp，买的是"躲开下一次 8/19 是趋势起点"</w:t>
+      </w:r>
+    </w:p>
+    <w:p>
+      <w:pPr>
+        <w:pStyle w:val="Heading2"/>
+      </w:pPr>
+      <w:r>
+        <w:t>6.7 冻结期补充登记 + 9/7 bear 清仓事前登记（2026-09-06）</w:t>
+      </w:r>
+    </w:p>
+    <w:p>
+      <w:pPr>
+        <w:ind w:left="340"/>
+      </w:pPr>
+      <w:r>
+        <w:rPr>
+          <w:rFonts w:ascii="微软雅黑" w:hAnsi="微软雅黑" w:eastAsia="微软雅黑"/>
+          <w:b w:val="0"/>
+          <w:i w:val="0"/>
+          <w:color w:val="595959"/>
+          <w:sz w:val="18"/>
+        </w:rPr>
+        <w:t>20%=引擎与实盘分叉 ②实际成交成本 vs 13bp 假设（关掉口径歧义，</w:t>
+      </w:r>
+    </w:p>
+    <w:p>
+      <w:pPr>
+        <w:pStyle w:val="Heading2"/>
+      </w:pPr>
+      <w:r>
+        <w:t>6.8 整栈消融（2026-09-06 跑完；2026-09-06 专家二审修订判读）</w:t>
+      </w:r>
+    </w:p>
+    <w:tbl>
+      <w:tblPr>
+        <w:tblStyle w:val="TableGrid"/>
+        <w:tblW w:type="auto" w:w="0"/>
+        <w:jc w:val="center"/>
+        <w:tblLook w:firstColumn="1" w:firstRow="1" w:lastColumn="0" w:lastRow="0" w:noHBand="0" w:noVBand="1" w:val="04A0"/>
+      </w:tblPr>
+      <w:tblGrid>
+        <w:gridCol w:w="1569"/>
+        <w:gridCol w:w="1569"/>
+        <w:gridCol w:w="1569"/>
+        <w:gridCol w:w="1569"/>
+        <w:gridCol w:w="1569"/>
+        <w:gridCol w:w="1569"/>
+      </w:tblGrid>
+      <w:tr>
+        <w:tc>
+          <w:tcPr>
+            <w:tcW w:type="dxa" w:w="1569"/>
+            <w:shd w:fill="2F5496" w:val="clear"/>
+          </w:tcPr>
+          <w:p>
+            <w:pPr>
+              <w:jc w:val="center"/>
+            </w:pPr>
+            <w:r/>
+            <w:r>
+              <w:rPr>
+                <w:rFonts w:ascii="微软雅黑" w:hAnsi="微软雅黑" w:eastAsia="微软雅黑"/>
+                <w:b w:val="0"/>
+                <w:i w:val="0"/>
+                <w:color w:val="FFFFFF"/>
+                <w:sz w:val="17"/>
+              </w:rPr>
+              <w:t>臂</w:t>
+            </w:r>
+          </w:p>
+        </w:tc>
+        <w:tc>
+          <w:tcPr>
+            <w:tcW w:type="dxa" w:w="1569"/>
+            <w:shd w:fill="2F5496" w:val="clear"/>
+          </w:tcPr>
+          <w:p>
+            <w:pPr>
+              <w:jc w:val="center"/>
+            </w:pPr>
+            <w:r/>
+            <w:r>
+              <w:rPr>
+                <w:rFonts w:ascii="微软雅黑" w:hAnsi="微软雅黑" w:eastAsia="微软雅黑"/>
+                <w:b w:val="0"/>
+                <w:i w:val="0"/>
+                <w:color w:val="FFFFFF"/>
+                <w:sz w:val="17"/>
+              </w:rPr>
+              <w:t>摊平年化</w:t>
+            </w:r>
+          </w:p>
+        </w:tc>
+        <w:tc>
+          <w:tcPr>
+            <w:tcW w:type="dxa" w:w="1569"/>
+            <w:shd w:fill="2F5496" w:val="clear"/>
+          </w:tcPr>
+          <w:p>
+            <w:pPr>
+              <w:jc w:val="center"/>
+            </w:pPr>
+            <w:r/>
+            <w:r>
+              <w:rPr>
+                <w:rFonts w:ascii="微软雅黑" w:hAnsi="微软雅黑" w:eastAsia="微软雅黑"/>
+                <w:b w:val="0"/>
+                <w:i w:val="0"/>
+                <w:color w:val="FFFFFF"/>
+                <w:sz w:val="17"/>
+              </w:rPr>
+              <w:t>夏普</w:t>
+            </w:r>
+          </w:p>
+        </w:tc>
+        <w:tc>
+          <w:tcPr>
+            <w:tcW w:type="dxa" w:w="1569"/>
+            <w:shd w:fill="2F5496" w:val="clear"/>
+          </w:tcPr>
+          <w:p>
+            <w:pPr>
+              <w:jc w:val="center"/>
+            </w:pPr>
+            <w:r/>
+            <w:r>
+              <w:rPr>
+                <w:rFonts w:ascii="微软雅黑" w:hAnsi="微软雅黑" w:eastAsia="微软雅黑"/>
+                <w:b w:val="0"/>
+                <w:i w:val="0"/>
+                <w:color w:val="FFFFFF"/>
+                <w:sz w:val="17"/>
+              </w:rPr>
+              <w:t>回撤</w:t>
+            </w:r>
+          </w:p>
+        </w:tc>
+        <w:tc>
+          <w:tcPr>
+            <w:tcW w:type="dxa" w:w="1569"/>
+            <w:shd w:fill="2F5496" w:val="clear"/>
+          </w:tcPr>
+          <w:p>
+            <w:pPr>
+              <w:jc w:val="center"/>
+            </w:pPr>
+            <w:r/>
+            <w:r>
+              <w:rPr>
+                <w:rFonts w:ascii="微软雅黑" w:hAnsi="微软雅黑" w:eastAsia="微软雅黑"/>
+                <w:b w:val="0"/>
+                <w:i w:val="0"/>
+                <w:color w:val="FFFFFF"/>
+                <w:sz w:val="17"/>
+              </w:rPr>
+              <w:t>换手/年</w:t>
+            </w:r>
+          </w:p>
+        </w:tc>
+        <w:tc>
+          <w:tcPr>
+            <w:tcW w:type="dxa" w:w="1569"/>
+            <w:shd w:fill="2F5496" w:val="clear"/>
+          </w:tcPr>
+          <w:p>
+            <w:pPr>
+              <w:jc w:val="center"/>
+            </w:pPr>
+            <w:r/>
+            <w:r>
+              <w:rPr>
+                <w:rFonts w:ascii="微软雅黑" w:hAnsi="微软雅黑" w:eastAsia="微软雅黑"/>
+                <w:b w:val="0"/>
+                <w:i w:val="0"/>
+                <w:color w:val="FFFFFF"/>
+                <w:sz w:val="17"/>
+              </w:rPr>
+              <w:t>极差</w:t>
+            </w:r>
+          </w:p>
+        </w:tc>
+      </w:tr>
+      <w:tr>
+        <w:tc>
+          <w:tcPr>
+            <w:tcW w:type="dxa" w:w="1569"/>
+          </w:tcPr>
+          <w:p>
+            <w:r/>
+            <w:r>
+              <w:rPr>
+                <w:rFonts w:ascii="微软雅黑" w:hAnsi="微软雅黑" w:eastAsia="微软雅黑"/>
+                <w:b w:val="0"/>
+                <w:i w:val="0"/>
+                <w:sz w:val="16"/>
+              </w:rPr>
+              <w:t>---</w:t>
+            </w:r>
+          </w:p>
+        </w:tc>
+        <w:tc>
+          <w:tcPr>
+            <w:tcW w:type="dxa" w:w="1569"/>
+          </w:tcPr>
+          <w:p>
+            <w:r/>
+            <w:r>
+              <w:rPr>
+                <w:rFonts w:ascii="微软雅黑" w:hAnsi="微软雅黑" w:eastAsia="微软雅黑"/>
+                <w:b w:val="0"/>
+                <w:i w:val="0"/>
+                <w:sz w:val="16"/>
+              </w:rPr>
+              <w:t>---</w:t>
+            </w:r>
+          </w:p>
+        </w:tc>
+        <w:tc>
+          <w:tcPr>
+            <w:tcW w:type="dxa" w:w="1569"/>
+          </w:tcPr>
+          <w:p>
+            <w:r/>
+            <w:r>
+              <w:rPr>
+                <w:rFonts w:ascii="微软雅黑" w:hAnsi="微软雅黑" w:eastAsia="微软雅黑"/>
+                <w:b w:val="0"/>
+                <w:i w:val="0"/>
+                <w:sz w:val="16"/>
+              </w:rPr>
+              <w:t>---</w:t>
+            </w:r>
+          </w:p>
+        </w:tc>
+        <w:tc>
+          <w:tcPr>
+            <w:tcW w:type="dxa" w:w="1569"/>
+          </w:tcPr>
+          <w:p>
+            <w:r/>
+            <w:r>
+              <w:rPr>
+                <w:rFonts w:ascii="微软雅黑" w:hAnsi="微软雅黑" w:eastAsia="微软雅黑"/>
+                <w:b w:val="0"/>
+                <w:i w:val="0"/>
+                <w:sz w:val="16"/>
+              </w:rPr>
+              <w:t>---</w:t>
+            </w:r>
+          </w:p>
+        </w:tc>
+        <w:tc>
+          <w:tcPr>
+            <w:tcW w:type="dxa" w:w="1569"/>
+          </w:tcPr>
+          <w:p>
+            <w:r/>
+            <w:r>
+              <w:rPr>
+                <w:rFonts w:ascii="微软雅黑" w:hAnsi="微软雅黑" w:eastAsia="微软雅黑"/>
+                <w:b w:val="0"/>
+                <w:i w:val="0"/>
+                <w:sz w:val="16"/>
+              </w:rPr>
+              <w:t>---</w:t>
+            </w:r>
+          </w:p>
+        </w:tc>
+        <w:tc>
+          <w:tcPr>
+            <w:tcW w:type="dxa" w:w="1569"/>
+          </w:tcPr>
+          <w:p>
+            <w:r/>
+            <w:r>
+              <w:rPr>
+                <w:rFonts w:ascii="微软雅黑" w:hAnsi="微软雅黑" w:eastAsia="微软雅黑"/>
+                <w:b w:val="0"/>
+                <w:i w:val="0"/>
+                <w:sz w:val="16"/>
+              </w:rPr>
+              <w:t>---</w:t>
+            </w:r>
+          </w:p>
+        </w:tc>
+      </w:tr>
+      <w:tr>
+        <w:tc>
+          <w:tcPr>
+            <w:tcW w:type="dxa" w:w="1569"/>
+            <w:shd w:fill="F2F5FA" w:val="clear"/>
+          </w:tcPr>
+          <w:p>
+            <w:r/>
+            <w:r>
+              <w:rPr>
+                <w:rFonts w:ascii="微软雅黑" w:hAnsi="微软雅黑" w:eastAsia="微软雅黑"/>
+                <w:b w:val="0"/>
+                <w:i w:val="0"/>
+                <w:sz w:val="16"/>
+              </w:rPr>
+              <w:t>A完整栈(现网)</w:t>
+            </w:r>
+          </w:p>
+        </w:tc>
+        <w:tc>
+          <w:tcPr>
+            <w:tcW w:type="dxa" w:w="1569"/>
+            <w:shd w:fill="F2F5FA" w:val="clear"/>
+          </w:tcPr>
+          <w:p>
+            <w:r/>
+            <w:r>
+              <w:rPr>
+                <w:rFonts w:ascii="微软雅黑" w:hAnsi="微软雅黑" w:eastAsia="微软雅黑"/>
+                <w:b w:val="0"/>
+                <w:i w:val="0"/>
+                <w:sz w:val="16"/>
+              </w:rPr>
+              <w:t>+4.43%</w:t>
+            </w:r>
+          </w:p>
+        </w:tc>
+        <w:tc>
+          <w:tcPr>
+            <w:tcW w:type="dxa" w:w="1569"/>
+            <w:shd w:fill="F2F5FA" w:val="clear"/>
+          </w:tcPr>
+          <w:p>
+            <w:r/>
+            <w:r>
+              <w:rPr>
+                <w:rFonts w:ascii="微软雅黑" w:hAnsi="微软雅黑" w:eastAsia="微软雅黑"/>
+                <w:b w:val="0"/>
+                <w:i w:val="0"/>
+                <w:sz w:val="16"/>
+              </w:rPr>
+              <w:t>0.36</w:t>
+            </w:r>
+          </w:p>
+        </w:tc>
+        <w:tc>
+          <w:tcPr>
+            <w:tcW w:type="dxa" w:w="1569"/>
+            <w:shd w:fill="F2F5FA" w:val="clear"/>
+          </w:tcPr>
+          <w:p>
+            <w:r/>
+            <w:r>
+              <w:rPr>
+                <w:rFonts w:ascii="微软雅黑" w:hAnsi="微软雅黑" w:eastAsia="微软雅黑"/>
+                <w:b w:val="0"/>
+                <w:i w:val="0"/>
+                <w:sz w:val="16"/>
+              </w:rPr>
+              <w:t>-11.83%</w:t>
+            </w:r>
+          </w:p>
+        </w:tc>
+        <w:tc>
+          <w:tcPr>
+            <w:tcW w:type="dxa" w:w="1569"/>
+            <w:shd w:fill="F2F5FA" w:val="clear"/>
+          </w:tcPr>
+          <w:p>
+            <w:r/>
+            <w:r>
+              <w:rPr>
+                <w:rFonts w:ascii="微软雅黑" w:hAnsi="微软雅黑" w:eastAsia="微软雅黑"/>
+                <w:b w:val="0"/>
+                <w:i w:val="0"/>
+                <w:sz w:val="16"/>
+              </w:rPr>
+              <w:t>903%</w:t>
+            </w:r>
+          </w:p>
+        </w:tc>
+        <w:tc>
+          <w:tcPr>
+            <w:tcW w:type="dxa" w:w="1569"/>
+            <w:shd w:fill="F2F5FA" w:val="clear"/>
+          </w:tcPr>
+          <w:p>
+            <w:r/>
+            <w:r>
+              <w:rPr>
+                <w:rFonts w:ascii="微软雅黑" w:hAnsi="微软雅黑" w:eastAsia="微软雅黑"/>
+                <w:b w:val="0"/>
+                <w:i w:val="0"/>
+                <w:sz w:val="16"/>
+              </w:rPr>
+              <w:t>7.26pp</w:t>
+            </w:r>
+          </w:p>
+        </w:tc>
+      </w:tr>
+      <w:tr>
+        <w:tc>
+          <w:tcPr>
+            <w:tcW w:type="dxa" w:w="1569"/>
+          </w:tcPr>
+          <w:p>
+            <w:r/>
+            <w:r>
+              <w:rPr>
+                <w:rFonts w:ascii="微软雅黑" w:hAnsi="微软雅黑" w:eastAsia="微软雅黑"/>
+                <w:b w:val="0"/>
+                <w:i w:val="0"/>
+                <w:sz w:val="16"/>
+              </w:rPr>
+              <w:t>B最小栈</w:t>
+            </w:r>
+          </w:p>
+        </w:tc>
+        <w:tc>
+          <w:tcPr>
+            <w:tcW w:type="dxa" w:w="1569"/>
+          </w:tcPr>
+          <w:p>
+            <w:r/>
+            <w:r>
+              <w:rPr>
+                <w:rFonts w:ascii="微软雅黑" w:hAnsi="微软雅黑" w:eastAsia="微软雅黑"/>
+                <w:b w:val="0"/>
+                <w:i w:val="0"/>
+                <w:sz w:val="16"/>
+              </w:rPr>
+              <w:t>+5.99%</w:t>
+            </w:r>
+          </w:p>
+        </w:tc>
+        <w:tc>
+          <w:tcPr>
+            <w:tcW w:type="dxa" w:w="1569"/>
+          </w:tcPr>
+          <w:p>
+            <w:r/>
+            <w:r>
+              <w:rPr>
+                <w:rFonts w:ascii="微软雅黑" w:hAnsi="微软雅黑" w:eastAsia="微软雅黑"/>
+                <w:b w:val="0"/>
+                <w:i w:val="0"/>
+                <w:sz w:val="16"/>
+              </w:rPr>
+              <w:t>0.36</w:t>
+            </w:r>
+          </w:p>
+        </w:tc>
+        <w:tc>
+          <w:tcPr>
+            <w:tcW w:type="dxa" w:w="1569"/>
+          </w:tcPr>
+          <w:p>
+            <w:r/>
+            <w:r>
+              <w:rPr>
+                <w:rFonts w:ascii="微软雅黑" w:hAnsi="微软雅黑" w:eastAsia="微软雅黑"/>
+                <w:b w:val="0"/>
+                <w:i w:val="0"/>
+                <w:sz w:val="16"/>
+              </w:rPr>
+              <w:t>-20.24%</w:t>
+            </w:r>
+          </w:p>
+        </w:tc>
+        <w:tc>
+          <w:tcPr>
+            <w:tcW w:type="dxa" w:w="1569"/>
+          </w:tcPr>
+          <w:p>
+            <w:r/>
+            <w:r>
+              <w:rPr>
+                <w:rFonts w:ascii="微软雅黑" w:hAnsi="微软雅黑" w:eastAsia="微软雅黑"/>
+                <w:b w:val="0"/>
+                <w:i w:val="0"/>
+                <w:sz w:val="16"/>
+              </w:rPr>
+              <w:t>443%</w:t>
+            </w:r>
+          </w:p>
+        </w:tc>
+        <w:tc>
+          <w:tcPr>
+            <w:tcW w:type="dxa" w:w="1569"/>
+          </w:tcPr>
+          <w:p>
+            <w:r/>
+            <w:r>
+              <w:rPr>
+                <w:rFonts w:ascii="微软雅黑" w:hAnsi="微软雅黑" w:eastAsia="微软雅黑"/>
+                <w:b w:val="0"/>
+                <w:i w:val="0"/>
+                <w:sz w:val="16"/>
+              </w:rPr>
+              <w:t>4.03pp</w:t>
+            </w:r>
+          </w:p>
+        </w:tc>
+      </w:tr>
+      <w:tr>
+        <w:tc>
+          <w:tcPr>
+            <w:tcW w:type="dxa" w:w="1569"/>
+            <w:shd w:fill="F2F5FA" w:val="clear"/>
+          </w:tcPr>
+          <w:p>
+            <w:r/>
+            <w:r>
+              <w:rPr>
+                <w:rFonts w:ascii="微软雅黑" w:hAnsi="微软雅黑" w:eastAsia="微软雅黑"/>
+                <w:b w:val="0"/>
+                <w:i w:val="0"/>
+                <w:sz w:val="16"/>
+              </w:rPr>
+              <w:t>C完整栈-MA10</w:t>
+            </w:r>
+          </w:p>
+        </w:tc>
+        <w:tc>
+          <w:tcPr>
+            <w:tcW w:type="dxa" w:w="1569"/>
+            <w:shd w:fill="F2F5FA" w:val="clear"/>
+          </w:tcPr>
+          <w:p>
+            <w:r/>
+            <w:r>
+              <w:rPr>
+                <w:rFonts w:ascii="微软雅黑" w:hAnsi="微软雅黑" w:eastAsia="微软雅黑"/>
+                <w:b w:val="0"/>
+                <w:i w:val="0"/>
+                <w:sz w:val="16"/>
+              </w:rPr>
+              <w:t>+6.05%</w:t>
+            </w:r>
+          </w:p>
+        </w:tc>
+        <w:tc>
+          <w:tcPr>
+            <w:tcW w:type="dxa" w:w="1569"/>
+            <w:shd w:fill="F2F5FA" w:val="clear"/>
+          </w:tcPr>
+          <w:p>
+            <w:r/>
+            <w:r>
+              <w:rPr>
+                <w:rFonts w:ascii="微软雅黑" w:hAnsi="微软雅黑" w:eastAsia="微软雅黑"/>
+                <w:b w:val="0"/>
+                <w:i w:val="0"/>
+                <w:sz w:val="16"/>
+              </w:rPr>
+              <w:t>0.39</w:t>
+            </w:r>
+          </w:p>
+        </w:tc>
+        <w:tc>
+          <w:tcPr>
+            <w:tcW w:type="dxa" w:w="1569"/>
+            <w:shd w:fill="F2F5FA" w:val="clear"/>
+          </w:tcPr>
+          <w:p>
+            <w:r/>
+            <w:r>
+              <w:rPr>
+                <w:rFonts w:ascii="微软雅黑" w:hAnsi="微软雅黑" w:eastAsia="微软雅黑"/>
+                <w:b w:val="0"/>
+                <w:i w:val="0"/>
+                <w:sz w:val="16"/>
+              </w:rPr>
+              <w:t>-17.81%</w:t>
+            </w:r>
+          </w:p>
+        </w:tc>
+        <w:tc>
+          <w:tcPr>
+            <w:tcW w:type="dxa" w:w="1569"/>
+            <w:shd w:fill="F2F5FA" w:val="clear"/>
+          </w:tcPr>
+          <w:p>
+            <w:r/>
+            <w:r>
+              <w:rPr>
+                <w:rFonts w:ascii="微软雅黑" w:hAnsi="微软雅黑" w:eastAsia="微软雅黑"/>
+                <w:b w:val="0"/>
+                <w:i w:val="0"/>
+                <w:sz w:val="16"/>
+              </w:rPr>
+              <w:t>526%</w:t>
+            </w:r>
+          </w:p>
+        </w:tc>
+        <w:tc>
+          <w:tcPr>
+            <w:tcW w:type="dxa" w:w="1569"/>
+            <w:shd w:fill="F2F5FA" w:val="clear"/>
+          </w:tcPr>
+          <w:p>
+            <w:r/>
+            <w:r>
+              <w:rPr>
+                <w:rFonts w:ascii="微软雅黑" w:hAnsi="微软雅黑" w:eastAsia="微软雅黑"/>
+                <w:b w:val="0"/>
+                <w:i w:val="0"/>
+                <w:sz w:val="16"/>
+              </w:rPr>
+              <w:t>4.22pp</w:t>
+            </w:r>
+          </w:p>
+        </w:tc>
+      </w:tr>
+      <w:tr>
+        <w:tc>
+          <w:tcPr>
+            <w:tcW w:type="dxa" w:w="1569"/>
+          </w:tcPr>
+          <w:p>
+            <w:r/>
+            <w:r>
+              <w:rPr>
+                <w:rFonts w:ascii="微软雅黑" w:hAnsi="微软雅黑" w:eastAsia="微软雅黑"/>
+                <w:b w:val="0"/>
+                <w:i w:val="0"/>
+                <w:sz w:val="16"/>
+              </w:rPr>
+              <w:t>D最小栈+MA10</w:t>
+            </w:r>
+          </w:p>
+        </w:tc>
+        <w:tc>
+          <w:tcPr>
+            <w:tcW w:type="dxa" w:w="1569"/>
+          </w:tcPr>
+          <w:p>
+            <w:r/>
+            <w:r>
+              <w:rPr>
+                <w:rFonts w:ascii="微软雅黑" w:hAnsi="微软雅黑" w:eastAsia="微软雅黑"/>
+                <w:b w:val="0"/>
+                <w:i w:val="0"/>
+                <w:sz w:val="16"/>
+              </w:rPr>
+              <w:t>+5.01%</w:t>
+            </w:r>
+          </w:p>
+        </w:tc>
+        <w:tc>
+          <w:tcPr>
+            <w:tcW w:type="dxa" w:w="1569"/>
+          </w:tcPr>
+          <w:p>
+            <w:r/>
+            <w:r>
+              <w:rPr>
+                <w:rFonts w:ascii="微软雅黑" w:hAnsi="微软雅黑" w:eastAsia="微软雅黑"/>
+                <w:b w:val="0"/>
+                <w:i w:val="0"/>
+                <w:sz w:val="16"/>
+              </w:rPr>
+              <w:t>0.41</w:t>
+            </w:r>
+          </w:p>
+        </w:tc>
+        <w:tc>
+          <w:tcPr>
+            <w:tcW w:type="dxa" w:w="1569"/>
+          </w:tcPr>
+          <w:p>
+            <w:r/>
+            <w:r>
+              <w:rPr>
+                <w:rFonts w:ascii="微软雅黑" w:hAnsi="微软雅黑" w:eastAsia="微软雅黑"/>
+                <w:b w:val="0"/>
+                <w:i w:val="0"/>
+                <w:sz w:val="16"/>
+              </w:rPr>
+              <w:t>-14.09%</w:t>
+            </w:r>
+          </w:p>
+        </w:tc>
+        <w:tc>
+          <w:tcPr>
+            <w:tcW w:type="dxa" w:w="1569"/>
+          </w:tcPr>
+          <w:p>
+            <w:r/>
+            <w:r>
+              <w:rPr>
+                <w:rFonts w:ascii="微软雅黑" w:hAnsi="微软雅黑" w:eastAsia="微软雅黑"/>
+                <w:b w:val="0"/>
+                <w:i w:val="0"/>
+                <w:sz w:val="16"/>
+              </w:rPr>
+              <w:t>858%</w:t>
+            </w:r>
+          </w:p>
+        </w:tc>
+        <w:tc>
+          <w:tcPr>
+            <w:tcW w:type="dxa" w:w="1569"/>
+          </w:tcPr>
+          <w:p>
+            <w:r/>
+            <w:r>
+              <w:rPr>
+                <w:rFonts w:ascii="微软雅黑" w:hAnsi="微软雅黑" w:eastAsia="微软雅黑"/>
+                <w:b w:val="0"/>
+                <w:i w:val="0"/>
+                <w:sz w:val="16"/>
+              </w:rPr>
+              <w:t>5.74pp</w:t>
+            </w:r>
+          </w:p>
+        </w:tc>
+      </w:tr>
+    </w:tbl>
+    <w:p/>
+    <w:tbl>
+      <w:tblPr>
+        <w:tblStyle w:val="TableGrid"/>
+        <w:tblW w:type="auto" w:w="0"/>
+        <w:jc w:val="center"/>
+        <w:tblLook w:firstColumn="1" w:firstRow="1" w:lastColumn="0" w:lastRow="0" w:noHBand="0" w:noVBand="1" w:val="04A0"/>
+      </w:tblPr>
+      <w:tblGrid>
+        <w:gridCol w:w="2353"/>
+        <w:gridCol w:w="2353"/>
+        <w:gridCol w:w="2353"/>
+        <w:gridCol w:w="2353"/>
+      </w:tblGrid>
+      <w:tr>
+        <w:tc>
+          <w:tcPr>
+            <w:tcW w:type="dxa" w:w="2353"/>
+            <w:shd w:fill="2F5496" w:val="clear"/>
+          </w:tcPr>
+          <w:p>
+            <w:pPr>
+              <w:jc w:val="center"/>
+            </w:pPr>
+            <w:r/>
+            <w:r>
+              <w:rPr>
+                <w:rFonts w:ascii="微软雅黑" w:hAnsi="微软雅黑" w:eastAsia="微软雅黑"/>
+                <w:b w:val="0"/>
+                <w:i w:val="0"/>
+                <w:color w:val="FFFFFF"/>
+                <w:sz w:val="17"/>
+              </w:rPr>
+              <w:t>臂</w:t>
+            </w:r>
+          </w:p>
+        </w:tc>
+        <w:tc>
+          <w:tcPr>
+            <w:tcW w:type="dxa" w:w="2353"/>
+            <w:shd w:fill="2F5496" w:val="clear"/>
+          </w:tcPr>
+          <w:p>
+            <w:pPr>
+              <w:jc w:val="center"/>
+            </w:pPr>
+            <w:r/>
+            <w:r>
+              <w:rPr>
+                <w:rFonts w:ascii="微软雅黑" w:hAnsi="微软雅黑" w:eastAsia="微软雅黑"/>
+                <w:b w:val="0"/>
+                <w:i w:val="0"/>
+                <w:color w:val="FFFFFF"/>
+                <w:sz w:val="17"/>
+              </w:rPr>
+              <w:t>缩放系数</w:t>
+            </w:r>
+          </w:p>
+        </w:tc>
+        <w:tc>
+          <w:tcPr>
+            <w:tcW w:type="dxa" w:w="2353"/>
+            <w:shd w:fill="2F5496" w:val="clear"/>
+          </w:tcPr>
+          <w:p>
+            <w:pPr>
+              <w:jc w:val="center"/>
+            </w:pPr>
+            <w:r/>
+            <w:r>
+              <w:rPr>
+                <w:rFonts w:ascii="微软雅黑" w:hAnsi="微软雅黑" w:eastAsia="微软雅黑"/>
+                <w:b w:val="0"/>
+                <w:i w:val="0"/>
+                <w:color w:val="FFFFFF"/>
+                <w:sz w:val="17"/>
+              </w:rPr>
+              <w:t>等风险年化</w:t>
+            </w:r>
+          </w:p>
+        </w:tc>
+        <w:tc>
+          <w:tcPr>
+            <w:tcW w:type="dxa" w:w="2353"/>
+            <w:shd w:fill="2F5496" w:val="clear"/>
+          </w:tcPr>
+          <w:p>
+            <w:pPr>
+              <w:jc w:val="center"/>
+            </w:pPr>
+            <w:r/>
+            <w:r>
+              <w:rPr>
+                <w:rFonts w:ascii="微软雅黑" w:hAnsi="微软雅黑" w:eastAsia="微软雅黑"/>
+                <w:b w:val="0"/>
+                <w:i w:val="0"/>
+                <w:color w:val="FFFFFF"/>
+                <w:sz w:val="17"/>
+              </w:rPr>
+              <w:t>等风险换手</w:t>
+            </w:r>
+          </w:p>
+        </w:tc>
+      </w:tr>
+      <w:tr>
+        <w:tc>
+          <w:tcPr>
+            <w:tcW w:type="dxa" w:w="2353"/>
+          </w:tcPr>
+          <w:p>
+            <w:r/>
+            <w:r>
+              <w:rPr>
+                <w:rFonts w:ascii="微软雅黑" w:hAnsi="微软雅黑" w:eastAsia="微软雅黑"/>
+                <w:b w:val="0"/>
+                <w:i w:val="0"/>
+                <w:sz w:val="16"/>
+              </w:rPr>
+              <w:t>---</w:t>
+            </w:r>
+          </w:p>
+        </w:tc>
+        <w:tc>
+          <w:tcPr>
+            <w:tcW w:type="dxa" w:w="2353"/>
+          </w:tcPr>
+          <w:p>
+            <w:r/>
+            <w:r>
+              <w:rPr>
+                <w:rFonts w:ascii="微软雅黑" w:hAnsi="微软雅黑" w:eastAsia="微软雅黑"/>
+                <w:b w:val="0"/>
+                <w:i w:val="0"/>
+                <w:sz w:val="16"/>
+              </w:rPr>
+              <w:t>---</w:t>
+            </w:r>
+          </w:p>
+        </w:tc>
+        <w:tc>
+          <w:tcPr>
+            <w:tcW w:type="dxa" w:w="2353"/>
+          </w:tcPr>
+          <w:p>
+            <w:r/>
+            <w:r>
+              <w:rPr>
+                <w:rFonts w:ascii="微软雅黑" w:hAnsi="微软雅黑" w:eastAsia="微软雅黑"/>
+                <w:b w:val="0"/>
+                <w:i w:val="0"/>
+                <w:sz w:val="16"/>
+              </w:rPr>
+              <w:t>---</w:t>
+            </w:r>
+          </w:p>
+        </w:tc>
+        <w:tc>
+          <w:tcPr>
+            <w:tcW w:type="dxa" w:w="2353"/>
+          </w:tcPr>
+          <w:p>
+            <w:r/>
+            <w:r>
+              <w:rPr>
+                <w:rFonts w:ascii="微软雅黑" w:hAnsi="微软雅黑" w:eastAsia="微软雅黑"/>
+                <w:b w:val="0"/>
+                <w:i w:val="0"/>
+                <w:sz w:val="16"/>
+              </w:rPr>
+              <w:t>---</w:t>
+            </w:r>
+          </w:p>
+        </w:tc>
+      </w:tr>
+      <w:tr>
+        <w:tc>
+          <w:tcPr>
+            <w:tcW w:type="dxa" w:w="2353"/>
+            <w:shd w:fill="F2F5FA" w:val="clear"/>
+          </w:tcPr>
+          <w:p>
+            <w:r/>
+            <w:r>
+              <w:rPr>
+                <w:rFonts w:ascii="微软雅黑" w:hAnsi="微软雅黑" w:eastAsia="微软雅黑"/>
+                <w:b w:val="0"/>
+                <w:i w:val="0"/>
+                <w:sz w:val="16"/>
+              </w:rPr>
+              <w:t>A</w:t>
+            </w:r>
+          </w:p>
+        </w:tc>
+        <w:tc>
+          <w:tcPr>
+            <w:tcW w:type="dxa" w:w="2353"/>
+            <w:shd w:fill="F2F5FA" w:val="clear"/>
+          </w:tcPr>
+          <w:p>
+            <w:r/>
+            <w:r>
+              <w:rPr>
+                <w:rFonts w:ascii="微软雅黑" w:hAnsi="微软雅黑" w:eastAsia="微软雅黑"/>
+                <w:b w:val="0"/>
+                <w:i w:val="0"/>
+                <w:sz w:val="16"/>
+              </w:rPr>
+              <w:t>1.000</w:t>
+            </w:r>
+          </w:p>
+        </w:tc>
+        <w:tc>
+          <w:tcPr>
+            <w:tcW w:type="dxa" w:w="2353"/>
+            <w:shd w:fill="F2F5FA" w:val="clear"/>
+          </w:tcPr>
+          <w:p>
+            <w:r/>
+            <w:r>
+              <w:rPr>
+                <w:rFonts w:ascii="微软雅黑" w:hAnsi="微软雅黑" w:eastAsia="微软雅黑"/>
+                <w:b w:val="0"/>
+                <w:i w:val="0"/>
+                <w:sz w:val="16"/>
+              </w:rPr>
+              <w:t>+4.43%</w:t>
+            </w:r>
+          </w:p>
+        </w:tc>
+        <w:tc>
+          <w:tcPr>
+            <w:tcW w:type="dxa" w:w="2353"/>
+            <w:shd w:fill="F2F5FA" w:val="clear"/>
+          </w:tcPr>
+          <w:p>
+            <w:r/>
+            <w:r>
+              <w:rPr>
+                <w:rFonts w:ascii="微软雅黑" w:hAnsi="微软雅黑" w:eastAsia="微软雅黑"/>
+                <w:b w:val="0"/>
+                <w:i w:val="0"/>
+                <w:sz w:val="16"/>
+              </w:rPr>
+              <w:t>903%</w:t>
+            </w:r>
+          </w:p>
+        </w:tc>
+      </w:tr>
+      <w:tr>
+        <w:tc>
+          <w:tcPr>
+            <w:tcW w:type="dxa" w:w="2353"/>
+          </w:tcPr>
+          <w:p>
+            <w:r/>
+            <w:r>
+              <w:rPr>
+                <w:rFonts w:ascii="微软雅黑" w:hAnsi="微软雅黑" w:eastAsia="微软雅黑"/>
+                <w:b w:val="0"/>
+                <w:i w:val="0"/>
+                <w:sz w:val="16"/>
+              </w:rPr>
+              <w:t>B</w:t>
+            </w:r>
+          </w:p>
+        </w:tc>
+        <w:tc>
+          <w:tcPr>
+            <w:tcW w:type="dxa" w:w="2353"/>
+          </w:tcPr>
+          <w:p>
+            <w:r/>
+            <w:r>
+              <w:rPr>
+                <w:rFonts w:ascii="微软雅黑" w:hAnsi="微软雅黑" w:eastAsia="微软雅黑"/>
+                <w:b w:val="0"/>
+                <w:i w:val="0"/>
+                <w:sz w:val="16"/>
+              </w:rPr>
+              <w:t>0.584</w:t>
+            </w:r>
+          </w:p>
+        </w:tc>
+        <w:tc>
+          <w:tcPr>
+            <w:tcW w:type="dxa" w:w="2353"/>
+          </w:tcPr>
+          <w:p>
+            <w:r/>
+            <w:r>
+              <w:rPr>
+                <w:rFonts w:ascii="微软雅黑" w:hAnsi="微软雅黑" w:eastAsia="微软雅黑"/>
+                <w:b w:val="0"/>
+                <w:i w:val="0"/>
+                <w:sz w:val="16"/>
+              </w:rPr>
+              <w:t>+4.33%</w:t>
+            </w:r>
+          </w:p>
+        </w:tc>
+        <w:tc>
+          <w:tcPr>
+            <w:tcW w:type="dxa" w:w="2353"/>
+          </w:tcPr>
+          <w:p>
+            <w:r/>
+            <w:r>
+              <w:rPr>
+                <w:rFonts w:ascii="微软雅黑" w:hAnsi="微软雅黑" w:eastAsia="微软雅黑"/>
+                <w:b w:val="0"/>
+                <w:i w:val="0"/>
+                <w:sz w:val="16"/>
+              </w:rPr>
+              <w:t>259%</w:t>
+            </w:r>
+          </w:p>
+        </w:tc>
+      </w:tr>
+      <w:tr>
+        <w:tc>
+          <w:tcPr>
+            <w:tcW w:type="dxa" w:w="2353"/>
+            <w:shd w:fill="F2F5FA" w:val="clear"/>
+          </w:tcPr>
+          <w:p>
+            <w:r/>
+            <w:r>
+              <w:rPr>
+                <w:rFonts w:ascii="微软雅黑" w:hAnsi="微软雅黑" w:eastAsia="微软雅黑"/>
+                <w:b w:val="0"/>
+                <w:i w:val="0"/>
+                <w:sz w:val="16"/>
+              </w:rPr>
+              <w:t>C</w:t>
+            </w:r>
+          </w:p>
+        </w:tc>
+        <w:tc>
+          <w:tcPr>
+            <w:tcW w:type="dxa" w:w="2353"/>
+            <w:shd w:fill="F2F5FA" w:val="clear"/>
+          </w:tcPr>
+          <w:p>
+            <w:r/>
+            <w:r>
+              <w:rPr>
+                <w:rFonts w:ascii="微软雅黑" w:hAnsi="微软雅黑" w:eastAsia="微软雅黑"/>
+                <w:b w:val="0"/>
+                <w:i w:val="0"/>
+                <w:sz w:val="16"/>
+              </w:rPr>
+              <w:t>0.664</w:t>
+            </w:r>
+          </w:p>
+        </w:tc>
+        <w:tc>
+          <w:tcPr>
+            <w:tcW w:type="dxa" w:w="2353"/>
+            <w:shd w:fill="F2F5FA" w:val="clear"/>
+          </w:tcPr>
+          <w:p>
+            <w:r/>
+            <w:r>
+              <w:rPr>
+                <w:rFonts w:ascii="微软雅黑" w:hAnsi="微软雅黑" w:eastAsia="微软雅黑"/>
+                <w:b w:val="0"/>
+                <w:i w:val="0"/>
+                <w:sz w:val="16"/>
+              </w:rPr>
+              <w:t>+4.69%</w:t>
+            </w:r>
+          </w:p>
+        </w:tc>
+        <w:tc>
+          <w:tcPr>
+            <w:tcW w:type="dxa" w:w="2353"/>
+            <w:shd w:fill="F2F5FA" w:val="clear"/>
+          </w:tcPr>
+          <w:p>
+            <w:r/>
+            <w:r>
+              <w:rPr>
+                <w:rFonts w:ascii="微软雅黑" w:hAnsi="微软雅黑" w:eastAsia="微软雅黑"/>
+                <w:b w:val="0"/>
+                <w:i w:val="0"/>
+                <w:sz w:val="16"/>
+              </w:rPr>
+              <w:t>349%</w:t>
+            </w:r>
+          </w:p>
+        </w:tc>
+      </w:tr>
+      <w:tr>
+        <w:tc>
+          <w:tcPr>
+            <w:tcW w:type="dxa" w:w="2353"/>
+          </w:tcPr>
+          <w:p>
+            <w:r/>
+            <w:r>
+              <w:rPr>
+                <w:rFonts w:ascii="微软雅黑" w:hAnsi="微软雅黑" w:eastAsia="微软雅黑"/>
+                <w:b w:val="0"/>
+                <w:i w:val="0"/>
+                <w:sz w:val="16"/>
+              </w:rPr>
+              <w:t>D</w:t>
+            </w:r>
+          </w:p>
+        </w:tc>
+        <w:tc>
+          <w:tcPr>
+            <w:tcW w:type="dxa" w:w="2353"/>
+          </w:tcPr>
+          <w:p>
+            <w:r/>
+            <w:r>
+              <w:rPr>
+                <w:rFonts w:ascii="微软雅黑" w:hAnsi="微软雅黑" w:eastAsia="微软雅黑"/>
+                <w:b w:val="0"/>
+                <w:i w:val="0"/>
+                <w:sz w:val="16"/>
+              </w:rPr>
+              <w:t>0.840</w:t>
+            </w:r>
+          </w:p>
+        </w:tc>
+        <w:tc>
+          <w:tcPr>
+            <w:tcW w:type="dxa" w:w="2353"/>
+          </w:tcPr>
+          <w:p>
+            <w:r/>
+            <w:r>
+              <w:rPr>
+                <w:rFonts w:ascii="微软雅黑" w:hAnsi="微软雅黑" w:eastAsia="微软雅黑"/>
+                <w:b w:val="0"/>
+                <w:i w:val="0"/>
+                <w:sz w:val="16"/>
+              </w:rPr>
+              <w:t>+4.53%</w:t>
+            </w:r>
+          </w:p>
+        </w:tc>
+        <w:tc>
+          <w:tcPr>
+            <w:tcW w:type="dxa" w:w="2353"/>
+          </w:tcPr>
+          <w:p>
+            <w:r/>
+            <w:r>
+              <w:rPr>
+                <w:rFonts w:ascii="微软雅黑" w:hAnsi="微软雅黑" w:eastAsia="微软雅黑"/>
+                <w:b w:val="0"/>
+                <w:i w:val="0"/>
+                <w:sz w:val="16"/>
+              </w:rPr>
+              <w:t>720%</w:t>
+            </w:r>
+          </w:p>
+        </w:tc>
+      </w:tr>
+    </w:tbl>
+    <w:p/>
+    <w:p>
+      <w:pPr>
+        <w:pStyle w:val="ListBullet"/>
+        <w:ind w:left="340"/>
+      </w:pPr>
+      <w:r>
+        <w:rPr>
+          <w:rFonts w:ascii="微软雅黑" w:hAnsi="微软雅黑" w:eastAsia="微软雅黑"/>
+          <w:b w:val="0"/>
+          <w:i w:val="0"/>
+          <w:sz w:val="20"/>
+        </w:rPr>
+        <w:t>取数：</w:t>
+      </w:r>
+      <w:r>
+        <w:rPr>
+          <w:rFonts w:ascii="Consolas" w:hAnsi="Consolas" w:eastAsia="微软雅黑"/>
+          <w:b w:val="0"/>
+          <w:i w:val="0"/>
+          <w:sz w:val="19"/>
+        </w:rPr>
+        <w:t>scripts/dump_qmt_orders.py</w:t>
+      </w:r>
+      <w:r>
+        <w:rPr>
+          <w:rFonts w:ascii="微软雅黑" w:hAnsi="微软雅黑" w:eastAsia="微软雅黑"/>
+          <w:b w:val="0"/>
+          <w:i w:val="0"/>
+          <w:sz w:val="20"/>
+        </w:rPr>
+        <w:t>（Windows 端当日订单导出，含成交价/</w:t>
+      </w:r>
+    </w:p>
+    <w:p>
+      <w:pPr>
+        <w:pStyle w:val="ListBullet"/>
+        <w:ind w:left="340"/>
+      </w:pPr>
+      <w:r>
+        <w:rPr>
+          <w:rFonts w:ascii="微软雅黑" w:hAnsi="微软雅黑" w:eastAsia="微软雅黑"/>
+          <w:b w:val="0"/>
+          <w:i w:val="0"/>
+          <w:sz w:val="20"/>
+        </w:rPr>
+        <w:t>口径：参考价=当日收盘价（与 §6.7 ①同）；单边等效 bp = 方向性滑点 +</w:t>
+      </w:r>
+    </w:p>
+    <w:p>
+      <w:pPr>
+        <w:pStyle w:val="ListBullet"/>
+        <w:ind w:left="340"/>
+      </w:pPr>
+      <w:r>
+        <w:rPr>
+          <w:rFonts w:ascii="微软雅黑" w:hAnsi="微软雅黑" w:eastAsia="微软雅黑"/>
+          <w:b w:val="0"/>
+          <w:i w:val="0"/>
+          <w:sz w:val="20"/>
+        </w:rPr>
+        <w:t>标签：做T=与 config/t_settle_log.csv 腿（同code+同方向±5分钟）匹配后</w:t>
+      </w:r>
+    </w:p>
+    <w:p>
+      <w:pPr>
+        <w:pStyle w:val="ListBullet"/>
+        <w:ind w:left="340"/>
+      </w:pPr>
+      <w:r>
+        <w:rPr>
+          <w:rFonts w:ascii="微软雅黑" w:hAnsi="微软雅黑" w:eastAsia="微软雅黑"/>
+          <w:b/>
+          <w:i w:val="0"/>
+          <w:sz w:val="20"/>
+        </w:rPr>
+        <w:t>bear_clear 标签（2026-09-07 用户定）</w:t>
+      </w:r>
+      <w:r>
+        <w:rPr>
+          <w:rFonts w:ascii="微软雅黑" w:hAnsi="微软雅黑" w:eastAsia="微软雅黑"/>
+          <w:b w:val="0"/>
+          <w:i w:val="0"/>
+          <w:sz w:val="20"/>
+        </w:rPr>
+        <w:t>：regime 集中清仓日（当日信号</w:t>
+      </w:r>
+    </w:p>
+    <w:p>
+      <w:pPr>
+        <w:pStyle w:val="ListBullet"/>
+        <w:ind w:left="340"/>
+      </w:pPr>
+      <w:r>
+        <w:rPr>
+          <w:rFonts w:ascii="微软雅黑" w:hAnsi="微软雅黑" w:eastAsia="微软雅黑"/>
+          <w:b w:val="0"/>
+          <w:i w:val="0"/>
+          <w:sz w:val="20"/>
+        </w:rPr>
+        <w:t>裁决触发：策略单累计≥100 笔后，状态翻转（维持A/切C/样本不足）发</w:t>
+      </w:r>
+    </w:p>
+    <w:p>
+      <w:pPr>
+        <w:pStyle w:val="ListBullet"/>
+        <w:ind w:left="340"/>
+      </w:pPr>
+      <w:r>
+        <w:rPr>
+          <w:rFonts w:ascii="微软雅黑" w:hAnsi="微软雅黑" w:eastAsia="微软雅黑"/>
+          <w:b w:val="0"/>
+          <w:i w:val="0"/>
+          <w:sz w:val="20"/>
+        </w:rPr>
+        <w:t>已知限制（报告内防御性提示）：①若 MA10 出清实际发生但计数为 0，</w:t>
+      </w:r>
+    </w:p>
+    <w:p>
+      <w:pPr>
+        <w:pStyle w:val="ListBullet"/>
+        <w:ind w:left="340"/>
+      </w:pPr>
+      <w:r>
+        <w:rPr>
+          <w:rFonts w:ascii="微软雅黑" w:hAnsi="微软雅黑" w:eastAsia="微软雅黑"/>
+          <w:b w:val="0"/>
+          <w:i w:val="0"/>
+          <w:sz w:val="20"/>
+        </w:rPr>
+        <w:t>按当前节奏（双周调仓 + MA10 触发）每周约 20~40 笔，**100 笔预计</w:t>
+      </w:r>
+    </w:p>
+    <w:p>
+      <w:pPr>
+        <w:pStyle w:val="ListBullet"/>
+        <w:ind w:left="340"/>
+      </w:pPr>
+      <w:r>
+        <w:rPr>
+          <w:rFonts w:ascii="微软雅黑" w:hAnsi="微软雅黑" w:eastAsia="微软雅黑"/>
+          <w:b/>
+          <w:i w:val="0"/>
+          <w:sz w:val="20"/>
+        </w:rPr>
+        <w:t>样本期间报表为盲盒</w:t>
+      </w:r>
+      <w:r>
+        <w:rPr>
+          <w:rFonts w:ascii="微软雅黑" w:hAnsi="微软雅黑" w:eastAsia="微软雅黑"/>
+          <w:b w:val="0"/>
+          <w:i w:val="0"/>
+          <w:sz w:val="20"/>
+        </w:rPr>
+        <w:t>：&lt;100 笔时成本值不展示（逐日明细 bp 列、</w:t>
+      </w:r>
+    </w:p>
+    <w:p>
+      <w:pPr>
+        <w:pStyle w:val="ListBullet"/>
+        <w:ind w:left="340"/>
+      </w:pPr>
+      <w:r>
+        <w:rPr>
+          <w:rFonts w:ascii="微软雅黑" w:hAnsi="微软雅黑" w:eastAsia="微软雅黑"/>
+          <w:b w:val="0"/>
+          <w:i w:val="0"/>
+          <w:sz w:val="20"/>
+        </w:rPr>
+        <w:t>做T标签双重语义：t0 开关关闭期间（9/23 判定前）匹配到非零=非预期</w:t>
+      </w:r>
+    </w:p>
+    <w:p>
+      <w:pPr>
+        <w:pStyle w:val="ListBullet"/>
+        <w:ind w:left="340"/>
+      </w:pPr>
+      <w:r>
+        <w:rPr>
+          <w:rFonts w:ascii="微软雅黑" w:hAnsi="微软雅黑" w:eastAsia="微软雅黑"/>
+          <w:b w:val="0"/>
+          <w:i w:val="0"/>
+          <w:sz w:val="20"/>
+        </w:rPr>
+        <w:t>卖出侧方向分布指标（≥100 笔后展示）：成交价 vs 收盘价的中位数与</w:t>
+      </w:r>
+    </w:p>
+    <w:p>
+      <w:pPr>
+        <w:pStyle w:val="Heading2"/>
+      </w:pPr>
+      <w:r>
+        <w:t>6.9 收益归因实验（2026-09-07 立项，待办#12 提至 P1；周二执行）</w:t>
+      </w:r>
+    </w:p>
+    <w:tbl>
+      <w:tblPr>
+        <w:tblStyle w:val="TableGrid"/>
+        <w:tblW w:type="auto" w:w="0"/>
+        <w:jc w:val="center"/>
+        <w:tblLook w:firstColumn="1" w:firstRow="1" w:lastColumn="0" w:lastRow="0" w:noHBand="0" w:noVBand="1" w:val="04A0"/>
+      </w:tblPr>
+      <w:tblGrid>
+        <w:gridCol w:w="3137"/>
+        <w:gridCol w:w="3137"/>
+        <w:gridCol w:w="3137"/>
+      </w:tblGrid>
+      <w:tr>
+        <w:tc>
+          <w:tcPr>
+            <w:tcW w:type="dxa" w:w="3137"/>
+            <w:shd w:fill="2F5496" w:val="clear"/>
+          </w:tcPr>
+          <w:p>
+            <w:pPr>
+              <w:jc w:val="center"/>
+            </w:pPr>
+            <w:r/>
+            <w:r>
+              <w:rPr>
+                <w:rFonts w:ascii="微软雅黑" w:hAnsi="微软雅黑" w:eastAsia="微软雅黑"/>
+                <w:b w:val="0"/>
+                <w:i w:val="0"/>
+                <w:color w:val="FFFFFF"/>
+                <w:sz w:val="17"/>
+              </w:rPr>
+              <w:t>臂</w:t>
+            </w:r>
+          </w:p>
+        </w:tc>
+        <w:tc>
+          <w:tcPr>
+            <w:tcW w:type="dxa" w:w="3137"/>
+            <w:shd w:fill="2F5496" w:val="clear"/>
+          </w:tcPr>
+          <w:p>
+            <w:pPr>
+              <w:jc w:val="center"/>
+            </w:pPr>
+            <w:r/>
+            <w:r>
+              <w:rPr>
+                <w:rFonts w:ascii="微软雅黑" w:hAnsi="微软雅黑" w:eastAsia="微软雅黑"/>
+                <w:b w:val="0"/>
+                <w:i w:val="0"/>
+                <w:color w:val="FFFFFF"/>
+                <w:sz w:val="17"/>
+              </w:rPr>
+              <w:t>构成</w:t>
+            </w:r>
+          </w:p>
+        </w:tc>
+        <w:tc>
+          <w:tcPr>
+            <w:tcW w:type="dxa" w:w="3137"/>
+            <w:shd w:fill="2F5496" w:val="clear"/>
+          </w:tcPr>
+          <w:p>
+            <w:pPr>
+              <w:jc w:val="center"/>
+            </w:pPr>
+            <w:r/>
+            <w:r>
+              <w:rPr>
+                <w:rFonts w:ascii="微软雅黑" w:hAnsi="微软雅黑" w:eastAsia="微软雅黑"/>
+                <w:b w:val="0"/>
+                <w:i w:val="0"/>
+                <w:color w:val="FFFFFF"/>
+                <w:sz w:val="17"/>
+              </w:rPr>
+              <w:t>分解量</w:t>
+            </w:r>
+          </w:p>
+        </w:tc>
+      </w:tr>
+      <w:tr>
+        <w:tc>
+          <w:tcPr>
+            <w:tcW w:type="dxa" w:w="3137"/>
+          </w:tcPr>
+          <w:p>
+            <w:r/>
+            <w:r>
+              <w:rPr>
+                <w:rFonts w:ascii="微软雅黑" w:hAnsi="微软雅黑" w:eastAsia="微软雅黑"/>
+                <w:b w:val="0"/>
+                <w:i w:val="0"/>
+                <w:sz w:val="16"/>
+              </w:rPr>
+              <w:t>---</w:t>
+            </w:r>
+          </w:p>
+        </w:tc>
+        <w:tc>
+          <w:tcPr>
+            <w:tcW w:type="dxa" w:w="3137"/>
+          </w:tcPr>
+          <w:p>
+            <w:r/>
+            <w:r>
+              <w:rPr>
+                <w:rFonts w:ascii="微软雅黑" w:hAnsi="微软雅黑" w:eastAsia="微软雅黑"/>
+                <w:b w:val="0"/>
+                <w:i w:val="0"/>
+                <w:sz w:val="16"/>
+              </w:rPr>
+              <w:t>---</w:t>
+            </w:r>
+          </w:p>
+        </w:tc>
+        <w:tc>
+          <w:tcPr>
+            <w:tcW w:type="dxa" w:w="3137"/>
+          </w:tcPr>
+          <w:p>
+            <w:r/>
+            <w:r>
+              <w:rPr>
+                <w:rFonts w:ascii="微软雅黑" w:hAnsi="微软雅黑" w:eastAsia="微软雅黑"/>
+                <w:b w:val="0"/>
+                <w:i w:val="0"/>
+                <w:sz w:val="16"/>
+              </w:rPr>
+              <w:t>---</w:t>
+            </w:r>
+          </w:p>
+        </w:tc>
+      </w:tr>
+      <w:tr>
+        <w:tc>
+          <w:tcPr>
+            <w:tcW w:type="dxa" w:w="3137"/>
+            <w:shd w:fill="F2F5FA" w:val="clear"/>
+          </w:tcPr>
+          <w:p>
+            <w:r/>
+            <w:r>
+              <w:rPr>
+                <w:rFonts w:ascii="微软雅黑" w:hAnsi="微软雅黑" w:eastAsia="微软雅黑"/>
+                <w:b w:val="0"/>
+                <w:i w:val="0"/>
+                <w:sz w:val="16"/>
+              </w:rPr>
+              <w:t>A0</w:t>
+            </w:r>
+          </w:p>
+        </w:tc>
+        <w:tc>
+          <w:tcPr>
+            <w:tcW w:type="dxa" w:w="3137"/>
+            <w:shd w:fill="F2F5FA" w:val="clear"/>
+          </w:tcPr>
+          <w:p>
+            <w:r/>
+            <w:r>
+              <w:rPr>
+                <w:rFonts w:ascii="微软雅黑" w:hAnsi="微软雅黑" w:eastAsia="微软雅黑"/>
+                <w:b w:val="0"/>
+                <w:i w:val="0"/>
+                <w:sz w:val="16"/>
+              </w:rPr>
+              <w:t>800 等权 buy&amp;hold（择时关，index_close=None）</w:t>
+            </w:r>
+          </w:p>
+        </w:tc>
+        <w:tc>
+          <w:tcPr>
+            <w:tcW w:type="dxa" w:w="3137"/>
+            <w:shd w:fill="F2F5FA" w:val="clear"/>
+          </w:tcPr>
+          <w:p>
+            <w:r/>
+            <w:r>
+              <w:rPr>
+                <w:rFonts w:ascii="微软雅黑" w:hAnsi="微软雅黑" w:eastAsia="微软雅黑"/>
+                <w:b w:val="0"/>
+                <w:i w:val="0"/>
+                <w:sz w:val="16"/>
+              </w:rPr>
+              <w:t>beta 基准</w:t>
+            </w:r>
+          </w:p>
+        </w:tc>
+      </w:tr>
+      <w:tr>
+        <w:tc>
+          <w:tcPr>
+            <w:tcW w:type="dxa" w:w="3137"/>
+          </w:tcPr>
+          <w:p>
+            <w:r/>
+            <w:r>
+              <w:rPr>
+                <w:rFonts w:ascii="微软雅黑" w:hAnsi="微软雅黑" w:eastAsia="微软雅黑"/>
+                <w:b w:val="0"/>
+                <w:i w:val="0"/>
+                <w:sz w:val="16"/>
+              </w:rPr>
+              <w:t>A1</w:t>
+            </w:r>
+          </w:p>
+        </w:tc>
+        <w:tc>
+          <w:tcPr>
+            <w:tcW w:type="dxa" w:w="3137"/>
+          </w:tcPr>
+          <w:p>
+            <w:r/>
+            <w:r>
+              <w:rPr>
+                <w:rFonts w:ascii="微软雅黑" w:hAnsi="微软雅黑" w:eastAsia="微软雅黑"/>
+                <w:b w:val="0"/>
+                <w:i w:val="0"/>
+                <w:sz w:val="16"/>
+              </w:rPr>
+              <w:t>pool30 等权 buy&amp;hold（择时关）</w:t>
+            </w:r>
+          </w:p>
+        </w:tc>
+        <w:tc>
+          <w:tcPr>
+            <w:tcW w:type="dxa" w:w="3137"/>
+          </w:tcPr>
+          <w:p>
+            <w:r/>
+            <w:r>
+              <w:rPr>
+                <w:rFonts w:ascii="微软雅黑" w:hAnsi="微软雅黑" w:eastAsia="微软雅黑"/>
+                <w:b w:val="0"/>
+                <w:i w:val="0"/>
+                <w:sz w:val="16"/>
+              </w:rPr>
+              <w:t xml:space="preserve">A1−A0 = </w:t>
+            </w:r>
+            <w:r>
+              <w:rPr>
+                <w:rFonts w:ascii="微软雅黑" w:hAnsi="微软雅黑" w:eastAsia="微软雅黑"/>
+                <w:b/>
+                <w:i w:val="0"/>
+                <w:sz w:val="16"/>
+              </w:rPr>
+              <w:t>池（选股）贡献</w:t>
+            </w:r>
+          </w:p>
+        </w:tc>
+      </w:tr>
+      <w:tr>
+        <w:tc>
+          <w:tcPr>
+            <w:tcW w:type="dxa" w:w="3137"/>
+            <w:shd w:fill="F2F5FA" w:val="clear"/>
+          </w:tcPr>
+          <w:p>
+            <w:r/>
+            <w:r>
+              <w:rPr>
+                <w:rFonts w:ascii="微软雅黑" w:hAnsi="微软雅黑" w:eastAsia="微软雅黑"/>
+                <w:b w:val="0"/>
+                <w:i w:val="0"/>
+                <w:sz w:val="16"/>
+              </w:rPr>
+              <w:t>A2</w:t>
+            </w:r>
+          </w:p>
+        </w:tc>
+        <w:tc>
+          <w:tcPr>
+            <w:tcW w:type="dxa" w:w="3137"/>
+            <w:shd w:fill="F2F5FA" w:val="clear"/>
+          </w:tcPr>
+          <w:p>
+            <w:r/>
+            <w:r>
+              <w:rPr>
+                <w:rFonts w:ascii="微软雅黑" w:hAnsi="微软雅黑" w:eastAsia="微软雅黑"/>
+                <w:b w:val="0"/>
+                <w:i w:val="0"/>
+                <w:sz w:val="16"/>
+              </w:rPr>
+              <w:t>pool30 + 五档择时（=§6.8 B最小栈）</w:t>
+            </w:r>
+          </w:p>
+        </w:tc>
+        <w:tc>
+          <w:tcPr>
+            <w:tcW w:type="dxa" w:w="3137"/>
+            <w:shd w:fill="F2F5FA" w:val="clear"/>
+          </w:tcPr>
+          <w:p>
+            <w:r/>
+            <w:r>
+              <w:rPr>
+                <w:rFonts w:ascii="微软雅黑" w:hAnsi="微软雅黑" w:eastAsia="微软雅黑"/>
+                <w:b w:val="0"/>
+                <w:i w:val="0"/>
+                <w:sz w:val="16"/>
+              </w:rPr>
+              <w:t xml:space="preserve">A2−A1 = </w:t>
+            </w:r>
+            <w:r>
+              <w:rPr>
+                <w:rFonts w:ascii="微软雅黑" w:hAnsi="微软雅黑" w:eastAsia="微软雅黑"/>
+                <w:b/>
+                <w:i w:val="0"/>
+                <w:sz w:val="16"/>
+              </w:rPr>
+              <w:t>择时贡献</w:t>
+            </w:r>
+          </w:p>
+        </w:tc>
+      </w:tr>
+      <w:tr>
+        <w:tc>
+          <w:tcPr>
+            <w:tcW w:type="dxa" w:w="3137"/>
+          </w:tcPr>
+          <w:p>
+            <w:r/>
+            <w:r>
+              <w:rPr>
+                <w:rFonts w:ascii="微软雅黑" w:hAnsi="微软雅黑" w:eastAsia="微软雅黑"/>
+                <w:b w:val="0"/>
+                <w:i w:val="0"/>
+                <w:sz w:val="16"/>
+              </w:rPr>
+              <w:t>A3</w:t>
+            </w:r>
+          </w:p>
+        </w:tc>
+        <w:tc>
+          <w:tcPr>
+            <w:tcW w:type="dxa" w:w="3137"/>
+          </w:tcPr>
+          <w:p>
+            <w:r/>
+            <w:r>
+              <w:rPr>
+                <w:rFonts w:ascii="微软雅黑" w:hAnsi="微软雅黑" w:eastAsia="微软雅黑"/>
+                <w:b w:val="0"/>
+                <w:i w:val="0"/>
+                <w:sz w:val="16"/>
+              </w:rPr>
+              <w:t>完整栈（=§6.8 A）</w:t>
+            </w:r>
+          </w:p>
+        </w:tc>
+        <w:tc>
+          <w:tcPr>
+            <w:tcW w:type="dxa" w:w="3137"/>
+          </w:tcPr>
+          <w:p>
+            <w:r/>
+            <w:r>
+              <w:rPr>
+                <w:rFonts w:ascii="微软雅黑" w:hAnsi="微软雅黑" w:eastAsia="微软雅黑"/>
+                <w:b w:val="0"/>
+                <w:i w:val="0"/>
+                <w:sz w:val="16"/>
+              </w:rPr>
+              <w:t xml:space="preserve">A3−A2 = </w:t>
+            </w:r>
+            <w:r>
+              <w:rPr>
+                <w:rFonts w:ascii="微软雅黑" w:hAnsi="微软雅黑" w:eastAsia="微软雅黑"/>
+                <w:b/>
+                <w:i w:val="0"/>
+                <w:sz w:val="16"/>
+              </w:rPr>
+              <w:t>组件（MA10+过滤+TP）贡献</w:t>
+            </w:r>
+          </w:p>
+        </w:tc>
+      </w:tr>
+    </w:tbl>
+    <w:p/>
+    <w:tbl>
+      <w:tblPr>
+        <w:tblStyle w:val="TableGrid"/>
+        <w:tblW w:type="auto" w:w="0"/>
+        <w:jc w:val="center"/>
+        <w:tblLook w:firstColumn="1" w:firstRow="1" w:lastColumn="0" w:lastRow="0" w:noHBand="0" w:noVBand="1" w:val="04A0"/>
+      </w:tblPr>
+      <w:tblGrid>
+        <w:gridCol w:w="4706"/>
+        <w:gridCol w:w="4706"/>
+      </w:tblGrid>
+      <w:tr>
+        <w:tc>
+          <w:tcPr>
+            <w:tcW w:type="dxa" w:w="4706"/>
+            <w:shd w:fill="2F5496" w:val="clear"/>
+          </w:tcPr>
+          <w:p>
+            <w:pPr>
+              <w:jc w:val="center"/>
+            </w:pPr>
+            <w:r/>
+            <w:r>
+              <w:rPr>
+                <w:rFonts w:ascii="微软雅黑" w:hAnsi="微软雅黑" w:eastAsia="微软雅黑"/>
+                <w:b w:val="0"/>
+                <w:i w:val="0"/>
+                <w:color w:val="FFFFFF"/>
+                <w:sz w:val="17"/>
+              </w:rPr>
+              <w:t>结果</w:t>
+            </w:r>
+          </w:p>
+        </w:tc>
+        <w:tc>
+          <w:tcPr>
+            <w:tcW w:type="dxa" w:w="4706"/>
+            <w:shd w:fill="2F5496" w:val="clear"/>
+          </w:tcPr>
+          <w:p>
+            <w:pPr>
+              <w:jc w:val="center"/>
+            </w:pPr>
+            <w:r/>
+            <w:r>
+              <w:rPr>
+                <w:rFonts w:ascii="微软雅黑" w:hAnsi="微软雅黑" w:eastAsia="微软雅黑"/>
+                <w:b w:val="0"/>
+                <w:i w:val="0"/>
+                <w:color w:val="FFFFFF"/>
+                <w:sz w:val="17"/>
+              </w:rPr>
+              <w:t>处置</w:t>
+            </w:r>
+          </w:p>
+        </w:tc>
+      </w:tr>
+      <w:tr>
+        <w:tc>
+          <w:tcPr>
+            <w:tcW w:type="dxa" w:w="4706"/>
+          </w:tcPr>
+          <w:p>
+            <w:r/>
+            <w:r>
+              <w:rPr>
+                <w:rFonts w:ascii="微软雅黑" w:hAnsi="微软雅黑" w:eastAsia="微软雅黑"/>
+                <w:b w:val="0"/>
+                <w:i w:val="0"/>
+                <w:sz w:val="16"/>
+              </w:rPr>
+              <w:t>---</w:t>
+            </w:r>
+          </w:p>
+        </w:tc>
+        <w:tc>
+          <w:tcPr>
+            <w:tcW w:type="dxa" w:w="4706"/>
+          </w:tcPr>
+          <w:p>
+            <w:r/>
+            <w:r>
+              <w:rPr>
+                <w:rFonts w:ascii="微软雅黑" w:hAnsi="微软雅黑" w:eastAsia="微软雅黑"/>
+                <w:b w:val="0"/>
+                <w:i w:val="0"/>
+                <w:sz w:val="16"/>
+              </w:rPr>
+              <w:t>---</w:t>
+            </w:r>
+          </w:p>
+        </w:tc>
+      </w:tr>
+      <w:tr>
+        <w:tc>
+          <w:tcPr>
+            <w:tcW w:type="dxa" w:w="4706"/>
+            <w:shd w:fill="F2F5FA" w:val="clear"/>
+          </w:tcPr>
+          <w:p>
+            <w:r/>
+            <w:r>
+              <w:rPr>
+                <w:rFonts w:ascii="微软雅黑" w:hAnsi="微软雅黑" w:eastAsia="微软雅黑"/>
+                <w:b w:val="0"/>
+                <w:i w:val="0"/>
+                <w:sz w:val="16"/>
+              </w:rPr>
+              <w:t>池贡献 ≤0</w:t>
+            </w:r>
+          </w:p>
+        </w:tc>
+        <w:tc>
+          <w:tcPr>
+            <w:tcW w:type="dxa" w:w="4706"/>
+            <w:shd w:fill="F2F5FA" w:val="clear"/>
+          </w:tcPr>
+          <w:p>
+            <w:r/>
+            <w:r>
+              <w:rPr>
+                <w:rFonts w:ascii="微软雅黑" w:hAnsi="微软雅黑" w:eastAsia="微软雅黑"/>
+                <w:b w:val="0"/>
+                <w:i w:val="0"/>
+                <w:sz w:val="16"/>
+              </w:rPr>
+              <w:t>池无 alpha → 选股层整体拆掉，复杂度降为"ETF+五档择时"</w:t>
+            </w:r>
+          </w:p>
+        </w:tc>
+      </w:tr>
+      <w:tr>
+        <w:tc>
+          <w:tcPr>
+            <w:tcW w:type="dxa" w:w="4706"/>
+          </w:tcPr>
+          <w:p>
+            <w:r/>
+            <w:r>
+              <w:rPr>
+                <w:rFonts w:ascii="微软雅黑" w:hAnsi="微软雅黑" w:eastAsia="微软雅黑"/>
+                <w:b w:val="0"/>
+                <w:i w:val="0"/>
+                <w:sz w:val="16"/>
+              </w:rPr>
+              <w:t>池贡献 (0, +0.5pp/年]</w:t>
+            </w:r>
+          </w:p>
+        </w:tc>
+        <w:tc>
+          <w:tcPr>
+            <w:tcW w:type="dxa" w:w="4706"/>
+          </w:tcPr>
+          <w:p>
+            <w:r/>
+            <w:r>
+              <w:rPr>
+                <w:rFonts w:ascii="微软雅黑" w:hAnsi="微软雅黑" w:eastAsia="微软雅黑"/>
+                <w:b w:val="0"/>
+                <w:i w:val="0"/>
+                <w:sz w:val="16"/>
+              </w:rPr>
+              <w:t>≈噪声 → 同上（复杂度换不来收益）</w:t>
+            </w:r>
+          </w:p>
+        </w:tc>
+      </w:tr>
+      <w:tr>
+        <w:tc>
+          <w:tcPr>
+            <w:tcW w:type="dxa" w:w="4706"/>
+            <w:shd w:fill="F2F5FA" w:val="clear"/>
+          </w:tcPr>
+          <w:p>
+            <w:r/>
+            <w:r>
+              <w:rPr>
+                <w:rFonts w:ascii="微软雅黑" w:hAnsi="微软雅黑" w:eastAsia="微软雅黑"/>
+                <w:b w:val="0"/>
+                <w:i w:val="0"/>
+                <w:sz w:val="16"/>
+              </w:rPr>
+              <w:t>池贡献 &gt; +0.5pp/年</w:t>
+            </w:r>
+          </w:p>
+        </w:tc>
+        <w:tc>
+          <w:tcPr>
+            <w:tcW w:type="dxa" w:w="4706"/>
+            <w:shd w:fill="F2F5FA" w:val="clear"/>
+          </w:tcPr>
+          <w:p>
+            <w:r/>
+            <w:r>
+              <w:rPr>
+                <w:rFonts w:ascii="微软雅黑" w:hAnsi="微软雅黑" w:eastAsia="微软雅黑"/>
+                <w:b w:val="0"/>
+                <w:i w:val="0"/>
+                <w:sz w:val="16"/>
+              </w:rPr>
+              <w:t>诊断证伪 → 保留选股层，回头找贡献来自哪类票</w:t>
+            </w:r>
+          </w:p>
+        </w:tc>
+      </w:tr>
+      <w:tr>
+        <w:tc>
+          <w:tcPr>
+            <w:tcW w:type="dxa" w:w="4706"/>
+          </w:tcPr>
+          <w:p>
+            <w:r/>
+            <w:r>
+              <w:rPr>
+                <w:rFonts w:ascii="微软雅黑" w:hAnsi="微软雅黑" w:eastAsia="微软雅黑"/>
+                <w:b w:val="0"/>
+                <w:i w:val="0"/>
+                <w:sz w:val="16"/>
+              </w:rPr>
+              <w:t>择时贡献跨窗口转负</w:t>
+            </w:r>
+          </w:p>
+        </w:tc>
+        <w:tc>
+          <w:tcPr>
+            <w:tcW w:type="dxa" w:w="4706"/>
+          </w:tcPr>
+          <w:p>
+            <w:r/>
+            <w:r>
+              <w:rPr>
+                <w:rFonts w:ascii="微软雅黑" w:hAnsi="微软雅黑" w:eastAsia="微软雅黑"/>
+                <w:b w:val="0"/>
+                <w:i w:val="0"/>
+                <w:sz w:val="16"/>
+              </w:rPr>
+              <w:t>择时也不是 alpha（OOS 拟合）→ 只剩低成本 beta+打新</w:t>
+            </w:r>
+          </w:p>
+        </w:tc>
+      </w:tr>
+      <w:tr>
+        <w:tc>
+          <w:tcPr>
+            <w:tcW w:type="dxa" w:w="4706"/>
+            <w:shd w:fill="F2F5FA" w:val="clear"/>
+          </w:tcPr>
+          <w:p>
+            <w:r/>
+            <w:r>
+              <w:rPr>
+                <w:rFonts w:ascii="微软雅黑" w:hAnsi="微软雅黑" w:eastAsia="微软雅黑"/>
+                <w:b w:val="0"/>
+                <w:i w:val="0"/>
+                <w:sz w:val="16"/>
+              </w:rPr>
+              <w:t>组件贡献 ≈0（预期，与四臂打平互证）</w:t>
+            </w:r>
+          </w:p>
+        </w:tc>
+        <w:tc>
+          <w:tcPr>
+            <w:tcW w:type="dxa" w:w="4706"/>
+            <w:shd w:fill="F2F5FA" w:val="clear"/>
+          </w:tcPr>
+          <w:p>
+            <w:r/>
+            <w:r>
+              <w:rPr>
+                <w:rFonts w:ascii="微软雅黑" w:hAnsi="微软雅黑" w:eastAsia="微软雅黑"/>
+                <w:b w:val="0"/>
+                <w:i w:val="0"/>
+                <w:sz w:val="16"/>
+              </w:rPr>
+              <w:t>MA10/过滤为可拆复杂度</w:t>
+            </w:r>
+          </w:p>
+        </w:tc>
+      </w:tr>
+    </w:tbl>
+    <w:p/>
+    <w:tbl>
+      <w:tblPr>
+        <w:tblStyle w:val="TableGrid"/>
+        <w:tblW w:type="auto" w:w="0"/>
+        <w:jc w:val="center"/>
+        <w:tblLook w:firstColumn="1" w:firstRow="1" w:lastColumn="0" w:lastRow="0" w:noHBand="0" w:noVBand="1" w:val="04A0"/>
+      </w:tblPr>
+      <w:tblGrid>
+        <w:gridCol w:w="1882"/>
+        <w:gridCol w:w="1882"/>
+        <w:gridCol w:w="1882"/>
+        <w:gridCol w:w="1882"/>
+        <w:gridCol w:w="1882"/>
+      </w:tblGrid>
+      <w:tr>
+        <w:tc>
+          <w:tcPr>
+            <w:tcW w:type="dxa" w:w="1882"/>
+            <w:shd w:fill="2F5496" w:val="clear"/>
+          </w:tcPr>
+          <w:p>
+            <w:pPr>
+              <w:jc w:val="center"/>
+            </w:pPr>
+            <w:r/>
+            <w:r>
+              <w:rPr>
+                <w:rFonts w:ascii="微软雅黑" w:hAnsi="微软雅黑" w:eastAsia="微软雅黑"/>
+                <w:b w:val="0"/>
+                <w:i w:val="0"/>
+                <w:color w:val="FFFFFF"/>
+                <w:sz w:val="17"/>
+              </w:rPr>
+              <w:t>臂</w:t>
+            </w:r>
+          </w:p>
+        </w:tc>
+        <w:tc>
+          <w:tcPr>
+            <w:tcW w:type="dxa" w:w="1882"/>
+            <w:shd w:fill="2F5496" w:val="clear"/>
+          </w:tcPr>
+          <w:p>
+            <w:pPr>
+              <w:jc w:val="center"/>
+            </w:pPr>
+            <w:r/>
+            <w:r>
+              <w:rPr>
+                <w:rFonts w:ascii="微软雅黑" w:hAnsi="微软雅黑" w:eastAsia="微软雅黑"/>
+                <w:b w:val="0"/>
+                <w:i w:val="0"/>
+                <w:color w:val="FFFFFF"/>
+                <w:sz w:val="17"/>
+              </w:rPr>
+              <w:t>摊平年化</w:t>
+            </w:r>
+          </w:p>
+        </w:tc>
+        <w:tc>
+          <w:tcPr>
+            <w:tcW w:type="dxa" w:w="1882"/>
+            <w:shd w:fill="2F5496" w:val="clear"/>
+          </w:tcPr>
+          <w:p>
+            <w:pPr>
+              <w:jc w:val="center"/>
+            </w:pPr>
+            <w:r/>
+            <w:r>
+              <w:rPr>
+                <w:rFonts w:ascii="微软雅黑" w:hAnsi="微软雅黑" w:eastAsia="微软雅黑"/>
+                <w:b w:val="0"/>
+                <w:i w:val="0"/>
+                <w:color w:val="FFFFFF"/>
+                <w:sz w:val="17"/>
+              </w:rPr>
+              <w:t>夏普</w:t>
+            </w:r>
+          </w:p>
+        </w:tc>
+        <w:tc>
+          <w:tcPr>
+            <w:tcW w:type="dxa" w:w="1882"/>
+            <w:shd w:fill="2F5496" w:val="clear"/>
+          </w:tcPr>
+          <w:p>
+            <w:pPr>
+              <w:jc w:val="center"/>
+            </w:pPr>
+            <w:r/>
+            <w:r>
+              <w:rPr>
+                <w:rFonts w:ascii="微软雅黑" w:hAnsi="微软雅黑" w:eastAsia="微软雅黑"/>
+                <w:b w:val="0"/>
+                <w:i w:val="0"/>
+                <w:color w:val="FFFFFF"/>
+                <w:sz w:val="17"/>
+              </w:rPr>
+              <w:t>回撤</w:t>
+            </w:r>
+          </w:p>
+        </w:tc>
+        <w:tc>
+          <w:tcPr>
+            <w:tcW w:type="dxa" w:w="1882"/>
+            <w:shd w:fill="2F5496" w:val="clear"/>
+          </w:tcPr>
+          <w:p>
+            <w:pPr>
+              <w:jc w:val="center"/>
+            </w:pPr>
+            <w:r/>
+            <w:r>
+              <w:rPr>
+                <w:rFonts w:ascii="微软雅黑" w:hAnsi="微软雅黑" w:eastAsia="微软雅黑"/>
+                <w:b w:val="0"/>
+                <w:i w:val="0"/>
+                <w:color w:val="FFFFFF"/>
+                <w:sz w:val="17"/>
+              </w:rPr>
+              <w:t>换手/年</w:t>
+            </w:r>
+          </w:p>
+        </w:tc>
+      </w:tr>
+      <w:tr>
+        <w:tc>
+          <w:tcPr>
+            <w:tcW w:type="dxa" w:w="1882"/>
+          </w:tcPr>
+          <w:p>
+            <w:r/>
+            <w:r>
+              <w:rPr>
+                <w:rFonts w:ascii="微软雅黑" w:hAnsi="微软雅黑" w:eastAsia="微软雅黑"/>
+                <w:b w:val="0"/>
+                <w:i w:val="0"/>
+                <w:sz w:val="16"/>
+              </w:rPr>
+              <w:t>---</w:t>
+            </w:r>
+          </w:p>
+        </w:tc>
+        <w:tc>
+          <w:tcPr>
+            <w:tcW w:type="dxa" w:w="1882"/>
+          </w:tcPr>
+          <w:p>
+            <w:r/>
+            <w:r>
+              <w:rPr>
+                <w:rFonts w:ascii="微软雅黑" w:hAnsi="微软雅黑" w:eastAsia="微软雅黑"/>
+                <w:b w:val="0"/>
+                <w:i w:val="0"/>
+                <w:sz w:val="16"/>
+              </w:rPr>
+              <w:t>---</w:t>
+            </w:r>
+          </w:p>
+        </w:tc>
+        <w:tc>
+          <w:tcPr>
+            <w:tcW w:type="dxa" w:w="1882"/>
+          </w:tcPr>
+          <w:p>
+            <w:r/>
+            <w:r>
+              <w:rPr>
+                <w:rFonts w:ascii="微软雅黑" w:hAnsi="微软雅黑" w:eastAsia="微软雅黑"/>
+                <w:b w:val="0"/>
+                <w:i w:val="0"/>
+                <w:sz w:val="16"/>
+              </w:rPr>
+              <w:t>---</w:t>
+            </w:r>
+          </w:p>
+        </w:tc>
+        <w:tc>
+          <w:tcPr>
+            <w:tcW w:type="dxa" w:w="1882"/>
+          </w:tcPr>
+          <w:p>
+            <w:r/>
+            <w:r>
+              <w:rPr>
+                <w:rFonts w:ascii="微软雅黑" w:hAnsi="微软雅黑" w:eastAsia="微软雅黑"/>
+                <w:b w:val="0"/>
+                <w:i w:val="0"/>
+                <w:sz w:val="16"/>
+              </w:rPr>
+              <w:t>---</w:t>
+            </w:r>
+          </w:p>
+        </w:tc>
+        <w:tc>
+          <w:tcPr>
+            <w:tcW w:type="dxa" w:w="1882"/>
+          </w:tcPr>
+          <w:p>
+            <w:r/>
+            <w:r>
+              <w:rPr>
+                <w:rFonts w:ascii="微软雅黑" w:hAnsi="微软雅黑" w:eastAsia="微软雅黑"/>
+                <w:b w:val="0"/>
+                <w:i w:val="0"/>
+                <w:sz w:val="16"/>
+              </w:rPr>
+              <w:t>---</w:t>
+            </w:r>
+          </w:p>
+        </w:tc>
+      </w:tr>
+      <w:tr>
+        <w:tc>
+          <w:tcPr>
+            <w:tcW w:type="dxa" w:w="1882"/>
+            <w:shd w:fill="F2F5FA" w:val="clear"/>
+          </w:tcPr>
+          <w:p>
+            <w:r/>
+            <w:r>
+              <w:rPr>
+                <w:rFonts w:ascii="微软雅黑" w:hAnsi="微软雅黑" w:eastAsia="微软雅黑"/>
+                <w:b w:val="0"/>
+                <w:i w:val="0"/>
+                <w:sz w:val="16"/>
+              </w:rPr>
+              <w:t>A0 800等权buy&amp;hold</w:t>
+            </w:r>
+          </w:p>
+        </w:tc>
+        <w:tc>
+          <w:tcPr>
+            <w:tcW w:type="dxa" w:w="1882"/>
+            <w:shd w:fill="F2F5FA" w:val="clear"/>
+          </w:tcPr>
+          <w:p>
+            <w:r/>
+            <w:r>
+              <w:rPr>
+                <w:rFonts w:ascii="微软雅黑" w:hAnsi="微软雅黑" w:eastAsia="微软雅黑"/>
+                <w:b w:val="0"/>
+                <w:i w:val="0"/>
+                <w:sz w:val="16"/>
+              </w:rPr>
+              <w:t>+6.89%</w:t>
+            </w:r>
+          </w:p>
+        </w:tc>
+        <w:tc>
+          <w:tcPr>
+            <w:tcW w:type="dxa" w:w="1882"/>
+            <w:shd w:fill="F2F5FA" w:val="clear"/>
+          </w:tcPr>
+          <w:p>
+            <w:r/>
+            <w:r>
+              <w:rPr>
+                <w:rFonts w:ascii="微软雅黑" w:hAnsi="微软雅黑" w:eastAsia="微软雅黑"/>
+                <w:b w:val="0"/>
+                <w:i w:val="0"/>
+                <w:sz w:val="16"/>
+              </w:rPr>
+              <w:t>0.34</w:t>
+            </w:r>
+          </w:p>
+        </w:tc>
+        <w:tc>
+          <w:tcPr>
+            <w:tcW w:type="dxa" w:w="1882"/>
+            <w:shd w:fill="F2F5FA" w:val="clear"/>
+          </w:tcPr>
+          <w:p>
+            <w:r/>
+            <w:r>
+              <w:rPr>
+                <w:rFonts w:ascii="微软雅黑" w:hAnsi="微软雅黑" w:eastAsia="微软雅黑"/>
+                <w:b w:val="0"/>
+                <w:i w:val="0"/>
+                <w:sz w:val="16"/>
+              </w:rPr>
+              <w:t>-37.2%</w:t>
+            </w:r>
+          </w:p>
+        </w:tc>
+        <w:tc>
+          <w:tcPr>
+            <w:tcW w:type="dxa" w:w="1882"/>
+            <w:shd w:fill="F2F5FA" w:val="clear"/>
+          </w:tcPr>
+          <w:p>
+            <w:r/>
+            <w:r>
+              <w:rPr>
+                <w:rFonts w:ascii="微软雅黑" w:hAnsi="微软雅黑" w:eastAsia="微软雅黑"/>
+                <w:b w:val="0"/>
+                <w:i w:val="0"/>
+                <w:sz w:val="16"/>
+              </w:rPr>
+              <w:t>69%</w:t>
+            </w:r>
+          </w:p>
+        </w:tc>
+      </w:tr>
+      <w:tr>
+        <w:tc>
+          <w:tcPr>
+            <w:tcW w:type="dxa" w:w="1882"/>
+          </w:tcPr>
+          <w:p>
+            <w:r/>
+            <w:r>
+              <w:rPr>
+                <w:rFonts w:ascii="微软雅黑" w:hAnsi="微软雅黑" w:eastAsia="微软雅黑"/>
+                <w:b w:val="0"/>
+                <w:i w:val="0"/>
+                <w:sz w:val="16"/>
+              </w:rPr>
+              <w:t>A1 pool30买持</w:t>
+            </w:r>
+          </w:p>
+        </w:tc>
+        <w:tc>
+          <w:tcPr>
+            <w:tcW w:type="dxa" w:w="1882"/>
+          </w:tcPr>
+          <w:p>
+            <w:r/>
+            <w:r>
+              <w:rPr>
+                <w:rFonts w:ascii="微软雅黑" w:hAnsi="微软雅黑" w:eastAsia="微软雅黑"/>
+                <w:b w:val="0"/>
+                <w:i w:val="0"/>
+                <w:sz w:val="16"/>
+              </w:rPr>
+              <w:t>+2.61%</w:t>
+            </w:r>
+          </w:p>
+        </w:tc>
+        <w:tc>
+          <w:tcPr>
+            <w:tcW w:type="dxa" w:w="1882"/>
+          </w:tcPr>
+          <w:p>
+            <w:r/>
+            <w:r>
+              <w:rPr>
+                <w:rFonts w:ascii="微软雅黑" w:hAnsi="微软雅黑" w:eastAsia="微软雅黑"/>
+                <w:b w:val="0"/>
+                <w:i w:val="0"/>
+                <w:sz w:val="16"/>
+              </w:rPr>
+              <w:t>0.11</w:t>
+            </w:r>
+          </w:p>
+        </w:tc>
+        <w:tc>
+          <w:tcPr>
+            <w:tcW w:type="dxa" w:w="1882"/>
+          </w:tcPr>
+          <w:p>
+            <w:r/>
+            <w:r>
+              <w:rPr>
+                <w:rFonts w:ascii="微软雅黑" w:hAnsi="微软雅黑" w:eastAsia="微软雅黑"/>
+                <w:b w:val="0"/>
+                <w:i w:val="0"/>
+                <w:sz w:val="16"/>
+              </w:rPr>
+              <w:t>-44.1%</w:t>
+            </w:r>
+          </w:p>
+        </w:tc>
+        <w:tc>
+          <w:tcPr>
+            <w:tcW w:type="dxa" w:w="1882"/>
+          </w:tcPr>
+          <w:p>
+            <w:r/>
+            <w:r>
+              <w:rPr>
+                <w:rFonts w:ascii="微软雅黑" w:hAnsi="微软雅黑" w:eastAsia="微软雅黑"/>
+                <w:b w:val="0"/>
+                <w:i w:val="0"/>
+                <w:sz w:val="16"/>
+              </w:rPr>
+              <w:t>1686%</w:t>
+            </w:r>
+          </w:p>
+        </w:tc>
+      </w:tr>
+      <w:tr>
+        <w:tc>
+          <w:tcPr>
+            <w:tcW w:type="dxa" w:w="1882"/>
+            <w:shd w:fill="F2F5FA" w:val="clear"/>
+          </w:tcPr>
+          <w:p>
+            <w:r/>
+            <w:r>
+              <w:rPr>
+                <w:rFonts w:ascii="微软雅黑" w:hAnsi="微软雅黑" w:eastAsia="微软雅黑"/>
+                <w:b w:val="0"/>
+                <w:i w:val="0"/>
+                <w:sz w:val="16"/>
+              </w:rPr>
+              <w:t>A2 pool30+五档</w:t>
+            </w:r>
+          </w:p>
+        </w:tc>
+        <w:tc>
+          <w:tcPr>
+            <w:tcW w:type="dxa" w:w="1882"/>
+            <w:shd w:fill="F2F5FA" w:val="clear"/>
+          </w:tcPr>
+          <w:p>
+            <w:r/>
+            <w:r>
+              <w:rPr>
+                <w:rFonts w:ascii="微软雅黑" w:hAnsi="微软雅黑" w:eastAsia="微软雅黑"/>
+                <w:b w:val="0"/>
+                <w:i w:val="0"/>
+                <w:sz w:val="16"/>
+              </w:rPr>
+              <w:t>+3.99%</w:t>
+            </w:r>
+          </w:p>
+        </w:tc>
+        <w:tc>
+          <w:tcPr>
+            <w:tcW w:type="dxa" w:w="1882"/>
+            <w:shd w:fill="F2F5FA" w:val="clear"/>
+          </w:tcPr>
+          <w:p>
+            <w:r/>
+            <w:r>
+              <w:rPr>
+                <w:rFonts w:ascii="微软雅黑" w:hAnsi="微软雅黑" w:eastAsia="微软雅黑"/>
+                <w:b w:val="0"/>
+                <w:i w:val="0"/>
+                <w:sz w:val="16"/>
+              </w:rPr>
+              <w:t>0.21</w:t>
+            </w:r>
+          </w:p>
+        </w:tc>
+        <w:tc>
+          <w:tcPr>
+            <w:tcW w:type="dxa" w:w="1882"/>
+            <w:shd w:fill="F2F5FA" w:val="clear"/>
+          </w:tcPr>
+          <w:p>
+            <w:r/>
+            <w:r>
+              <w:rPr>
+                <w:rFonts w:ascii="微软雅黑" w:hAnsi="微软雅黑" w:eastAsia="微软雅黑"/>
+                <w:b w:val="0"/>
+                <w:i w:val="0"/>
+                <w:sz w:val="16"/>
+              </w:rPr>
+              <w:t>-29.3%</w:t>
+            </w:r>
+          </w:p>
+        </w:tc>
+        <w:tc>
+          <w:tcPr>
+            <w:tcW w:type="dxa" w:w="1882"/>
+            <w:shd w:fill="F2F5FA" w:val="clear"/>
+          </w:tcPr>
+          <w:p>
+            <w:r/>
+            <w:r>
+              <w:rPr>
+                <w:rFonts w:ascii="微软雅黑" w:hAnsi="微软雅黑" w:eastAsia="微软雅黑"/>
+                <w:b w:val="0"/>
+                <w:i w:val="0"/>
+                <w:sz w:val="16"/>
+              </w:rPr>
+              <w:t>509%</w:t>
+            </w:r>
+          </w:p>
+        </w:tc>
+      </w:tr>
+      <w:tr>
+        <w:tc>
+          <w:tcPr>
+            <w:tcW w:type="dxa" w:w="1882"/>
+          </w:tcPr>
+          <w:p>
+            <w:r/>
+            <w:r>
+              <w:rPr>
+                <w:rFonts w:ascii="微软雅黑" w:hAnsi="微软雅黑" w:eastAsia="微软雅黑"/>
+                <w:b w:val="0"/>
+                <w:i w:val="0"/>
+                <w:sz w:val="16"/>
+              </w:rPr>
+              <w:t>A3 完整栈</w:t>
+            </w:r>
+          </w:p>
+        </w:tc>
+        <w:tc>
+          <w:tcPr>
+            <w:tcW w:type="dxa" w:w="1882"/>
+          </w:tcPr>
+          <w:p>
+            <w:r/>
+            <w:r>
+              <w:rPr>
+                <w:rFonts w:ascii="微软雅黑" w:hAnsi="微软雅黑" w:eastAsia="微软雅黑"/>
+                <w:b/>
+                <w:i w:val="0"/>
+                <w:sz w:val="16"/>
+              </w:rPr>
+              <w:t>+7.07%</w:t>
+            </w:r>
+          </w:p>
+        </w:tc>
+        <w:tc>
+          <w:tcPr>
+            <w:tcW w:type="dxa" w:w="1882"/>
+          </w:tcPr>
+          <w:p>
+            <w:r/>
+            <w:r>
+              <w:rPr>
+                <w:rFonts w:ascii="微软雅黑" w:hAnsi="微软雅黑" w:eastAsia="微软雅黑"/>
+                <w:b/>
+                <w:i w:val="0"/>
+                <w:sz w:val="16"/>
+              </w:rPr>
+              <w:t>0.65</w:t>
+            </w:r>
+          </w:p>
+        </w:tc>
+        <w:tc>
+          <w:tcPr>
+            <w:tcW w:type="dxa" w:w="1882"/>
+          </w:tcPr>
+          <w:p>
+            <w:r/>
+            <w:r>
+              <w:rPr>
+                <w:rFonts w:ascii="微软雅黑" w:hAnsi="微软雅黑" w:eastAsia="微软雅黑"/>
+                <w:b w:val="0"/>
+                <w:i w:val="0"/>
+                <w:sz w:val="16"/>
+              </w:rPr>
+              <w:t>-11.2%</w:t>
+            </w:r>
+          </w:p>
+        </w:tc>
+        <w:tc>
+          <w:tcPr>
+            <w:tcW w:type="dxa" w:w="1882"/>
+          </w:tcPr>
+          <w:p>
+            <w:r/>
+            <w:r>
+              <w:rPr>
+                <w:rFonts w:ascii="微软雅黑" w:hAnsi="微软雅黑" w:eastAsia="微软雅黑"/>
+                <w:b w:val="0"/>
+                <w:i w:val="0"/>
+                <w:sz w:val="16"/>
+              </w:rPr>
+              <w:t>847%</w:t>
+            </w:r>
+          </w:p>
+        </w:tc>
+      </w:tr>
+    </w:tbl>
+    <w:p/>
+    <w:p>
+      <w:pPr>
+        <w:pStyle w:val="ListBullet"/>
+        <w:ind w:left="340"/>
+      </w:pPr>
+      <w:r>
+        <w:rPr>
+          <w:rFonts w:ascii="微软雅黑" w:hAnsi="微软雅黑" w:eastAsia="微软雅黑"/>
+          <w:b/>
+          <w:i w:val="0"/>
+          <w:sz w:val="20"/>
+        </w:rPr>
+        <w:t>池贡献 ≤ 0（两窗口大幅为负）→ 行1触发</w:t>
+      </w:r>
+      <w:r>
+        <w:rPr>
+          <w:rFonts w:ascii="微软雅黑" w:hAnsi="微软雅黑" w:eastAsia="微软雅黑"/>
+          <w:b w:val="0"/>
+          <w:i w:val="0"/>
+          <w:sz w:val="20"/>
+        </w:rPr>
+        <w:t>：成交额 TOP30 池是负</w:t>
+      </w:r>
+    </w:p>
+    <w:p>
+      <w:pPr>
+        <w:pStyle w:val="ListBullet"/>
+        <w:ind w:left="340"/>
+      </w:pPr>
+      <w:r>
+        <w:rPr>
+          <w:rFonts w:ascii="微软雅黑" w:hAnsi="微软雅黑" w:eastAsia="微软雅黑"/>
+          <w:b/>
+          <w:i w:val="0"/>
+          <w:sz w:val="20"/>
+        </w:rPr>
+        <w:t>组件贡献 +3.1pp 且两窗口一致 → "组件≈0"行不触发</w:t>
+      </w:r>
+      <w:r>
+        <w:rPr>
+          <w:rFonts w:ascii="微软雅黑" w:hAnsi="微软雅黑" w:eastAsia="微软雅黑"/>
+          <w:b w:val="0"/>
+          <w:i w:val="0"/>
+          <w:sz w:val="20"/>
+        </w:rPr>
+        <w:t>：MA10-4d+</w:t>
+      </w:r>
+    </w:p>
+    <w:p>
+      <w:pPr>
+        <w:pStyle w:val="ListBullet"/>
+        <w:ind w:left="340"/>
+      </w:pPr>
+      <w:r>
+        <w:rPr>
+          <w:rFonts w:ascii="微软雅黑" w:hAnsi="微软雅黑" w:eastAsia="微软雅黑"/>
+          <w:b/>
+          <w:i w:val="0"/>
+          <w:sz w:val="20"/>
+        </w:rPr>
+        <w:t>择时跨窗口为正（+1.4/+3.9pp）</w:t>
+      </w:r>
+      <w:r>
+        <w:rPr>
+          <w:rFonts w:ascii="微软雅黑" w:hAnsi="微软雅黑" w:eastAsia="微软雅黑"/>
+          <w:b w:val="0"/>
+          <w:i w:val="0"/>
+          <w:sz w:val="20"/>
+        </w:rPr>
+        <w:t>：MA200 五档保留。</w:t>
+      </w:r>
+    </w:p>
+    <w:p>
+      <w:pPr>
+        <w:ind w:left="340"/>
+      </w:pPr>
+      <w:r>
+        <w:rPr>
+          <w:rFonts w:ascii="微软雅黑" w:hAnsi="微软雅黑" w:eastAsia="微软雅黑"/>
+          <w:b w:val="0"/>
+          <w:i w:val="0"/>
+          <w:color w:val="595959"/>
+          <w:sz w:val="18"/>
+        </w:rPr>
+        <w:t xml:space="preserve">池贡献 ≤0.5pp/年 </w:t>
+      </w:r>
+      <w:r>
+        <w:rPr>
+          <w:rFonts w:ascii="微软雅黑" w:hAnsi="微软雅黑" w:eastAsia="微软雅黑"/>
+          <w:b/>
+          <w:i w:val="0"/>
+          <w:color w:val="595959"/>
+          <w:sz w:val="18"/>
+        </w:rPr>
+        <w:t>且</w:t>
+      </w:r>
+      <w:r>
+        <w:rPr>
+          <w:rFonts w:ascii="微软雅黑" w:hAnsi="微软雅黑" w:eastAsia="微软雅黑"/>
+          <w:b w:val="0"/>
+          <w:i w:val="0"/>
+          <w:color w:val="595959"/>
+          <w:sz w:val="18"/>
+        </w:rPr>
+        <w:t xml:space="preserve"> 拆解净差（含打新、管理费等隐性代价）</w:t>
+      </w:r>
+    </w:p>
+    <w:p>
+      <w:pPr>
+        <w:ind w:left="340"/>
+      </w:pPr>
+      <w:r>
+        <w:rPr>
+          <w:rFonts w:ascii="微软雅黑" w:hAnsi="微软雅黑" w:eastAsia="微软雅黑"/>
+          <w:b/>
+          <w:i w:val="0"/>
+          <w:color w:val="595959"/>
+          <w:sz w:val="18"/>
+        </w:rPr>
+        <w:t>&gt; +1pp/年</w:t>
+      </w:r>
+      <w:r>
+        <w:rPr>
+          <w:rFonts w:ascii="微软雅黑" w:hAnsi="微软雅黑" w:eastAsia="微软雅黑"/>
+          <w:b w:val="0"/>
+          <w:i w:val="0"/>
+          <w:color w:val="595959"/>
+          <w:sz w:val="18"/>
+        </w:rPr>
+        <w:t xml:space="preserve"> → 才拆选股层</w:t>
+      </w:r>
+    </w:p>
+    <w:tbl>
+      <w:tblPr>
+        <w:tblStyle w:val="TableGrid"/>
+        <w:tblW w:type="auto" w:w="0"/>
+        <w:jc w:val="center"/>
+        <w:tblLook w:firstColumn="1" w:firstRow="1" w:lastColumn="0" w:lastRow="0" w:noHBand="0" w:noVBand="1" w:val="04A0"/>
+      </w:tblPr>
+      <w:tblGrid>
+        <w:gridCol w:w="2353"/>
+        <w:gridCol w:w="2353"/>
+        <w:gridCol w:w="2353"/>
+        <w:gridCol w:w="2353"/>
+      </w:tblGrid>
+      <w:tr>
+        <w:tc>
+          <w:tcPr>
+            <w:tcW w:type="dxa" w:w="2353"/>
+            <w:shd w:fill="2F5496" w:val="clear"/>
+          </w:tcPr>
+          <w:p>
+            <w:pPr>
+              <w:jc w:val="center"/>
+            </w:pPr>
+            <w:r/>
+            <w:r>
+              <w:rPr>
+                <w:rFonts w:ascii="微软雅黑" w:hAnsi="微软雅黑" w:eastAsia="微软雅黑"/>
+                <w:b w:val="0"/>
+                <w:i w:val="0"/>
+                <w:color w:val="FFFFFF"/>
+                <w:sz w:val="17"/>
+              </w:rPr>
+              <w:t>项目</w:t>
+            </w:r>
+          </w:p>
+        </w:tc>
+        <w:tc>
+          <w:tcPr>
+            <w:tcW w:type="dxa" w:w="2353"/>
+            <w:shd w:fill="2F5496" w:val="clear"/>
+          </w:tcPr>
+          <w:p>
+            <w:pPr>
+              <w:jc w:val="center"/>
+            </w:pPr>
+            <w:r/>
+            <w:r>
+              <w:rPr>
+                <w:rFonts w:ascii="微软雅黑" w:hAnsi="微软雅黑" w:eastAsia="微软雅黑"/>
+                <w:b w:val="0"/>
+                <w:i w:val="0"/>
+                <w:color w:val="FFFFFF"/>
+                <w:sz w:val="17"/>
+              </w:rPr>
+              <w:t>现网(选股)</w:t>
+            </w:r>
+          </w:p>
+        </w:tc>
+        <w:tc>
+          <w:tcPr>
+            <w:tcW w:type="dxa" w:w="2353"/>
+            <w:shd w:fill="2F5496" w:val="clear"/>
+          </w:tcPr>
+          <w:p>
+            <w:pPr>
+              <w:jc w:val="center"/>
+            </w:pPr>
+            <w:r/>
+            <w:r>
+              <w:rPr>
+                <w:rFonts w:ascii="微软雅黑" w:hAnsi="微软雅黑" w:eastAsia="微软雅黑"/>
+                <w:b w:val="0"/>
+                <w:i w:val="0"/>
+                <w:color w:val="FFFFFF"/>
+                <w:sz w:val="17"/>
+              </w:rPr>
+              <w:t>纯ETF+择时</w:t>
+            </w:r>
+          </w:p>
+        </w:tc>
+        <w:tc>
+          <w:tcPr>
+            <w:tcW w:type="dxa" w:w="2353"/>
+            <w:shd w:fill="2F5496" w:val="clear"/>
+          </w:tcPr>
+          <w:p>
+            <w:pPr>
+              <w:jc w:val="center"/>
+            </w:pPr>
+            <w:r/>
+            <w:r>
+              <w:rPr>
+                <w:rFonts w:ascii="微软雅黑" w:hAnsi="微软雅黑" w:eastAsia="微软雅黑"/>
+                <w:b w:val="0"/>
+                <w:i w:val="0"/>
+                <w:color w:val="FFFFFF"/>
+                <w:sz w:val="17"/>
+              </w:rPr>
+              <w:t>800等权个股+组件</w:t>
+            </w:r>
+          </w:p>
+        </w:tc>
+      </w:tr>
+      <w:tr>
+        <w:tc>
+          <w:tcPr>
+            <w:tcW w:type="dxa" w:w="2353"/>
+          </w:tcPr>
+          <w:p>
+            <w:r/>
+            <w:r>
+              <w:rPr>
+                <w:rFonts w:ascii="微软雅黑" w:hAnsi="微软雅黑" w:eastAsia="微软雅黑"/>
+                <w:b w:val="0"/>
+                <w:i w:val="0"/>
+                <w:sz w:val="16"/>
+              </w:rPr>
+              <w:t>---</w:t>
+            </w:r>
+          </w:p>
+        </w:tc>
+        <w:tc>
+          <w:tcPr>
+            <w:tcW w:type="dxa" w:w="2353"/>
+          </w:tcPr>
+          <w:p>
+            <w:r/>
+            <w:r>
+              <w:rPr>
+                <w:rFonts w:ascii="微软雅黑" w:hAnsi="微软雅黑" w:eastAsia="微软雅黑"/>
+                <w:b w:val="0"/>
+                <w:i w:val="0"/>
+                <w:sz w:val="16"/>
+              </w:rPr>
+              <w:t>---</w:t>
+            </w:r>
+          </w:p>
+        </w:tc>
+        <w:tc>
+          <w:tcPr>
+            <w:tcW w:type="dxa" w:w="2353"/>
+          </w:tcPr>
+          <w:p>
+            <w:r/>
+            <w:r>
+              <w:rPr>
+                <w:rFonts w:ascii="微软雅黑" w:hAnsi="微软雅黑" w:eastAsia="微软雅黑"/>
+                <w:b w:val="0"/>
+                <w:i w:val="0"/>
+                <w:sz w:val="16"/>
+              </w:rPr>
+              <w:t>---</w:t>
+            </w:r>
+          </w:p>
+        </w:tc>
+        <w:tc>
+          <w:tcPr>
+            <w:tcW w:type="dxa" w:w="2353"/>
+          </w:tcPr>
+          <w:p>
+            <w:r/>
+            <w:r>
+              <w:rPr>
+                <w:rFonts w:ascii="微软雅黑" w:hAnsi="微软雅黑" w:eastAsia="微软雅黑"/>
+                <w:b w:val="0"/>
+                <w:i w:val="0"/>
+                <w:sz w:val="16"/>
+              </w:rPr>
+              <w:t>---</w:t>
+            </w:r>
+          </w:p>
+        </w:tc>
+      </w:tr>
+      <w:tr>
+        <w:tc>
+          <w:tcPr>
+            <w:tcW w:type="dxa" w:w="2353"/>
+            <w:shd w:fill="F2F5FA" w:val="clear"/>
+          </w:tcPr>
+          <w:p>
+            <w:r/>
+            <w:r>
+              <w:rPr>
+                <w:rFonts w:ascii="微软雅黑" w:hAnsi="微软雅黑" w:eastAsia="微软雅黑"/>
+                <w:b w:val="0"/>
+                <w:i w:val="0"/>
+                <w:sz w:val="16"/>
+              </w:rPr>
+              <w:t>打新市值</w:t>
+            </w:r>
+          </w:p>
+        </w:tc>
+        <w:tc>
+          <w:tcPr>
+            <w:tcW w:type="dxa" w:w="2353"/>
+            <w:shd w:fill="F2F5FA" w:val="clear"/>
+          </w:tcPr>
+          <w:p>
+            <w:r/>
+            <w:r>
+              <w:rPr>
+                <w:rFonts w:ascii="微软雅黑" w:hAnsi="微软雅黑" w:eastAsia="微软雅黑"/>
+                <w:b w:val="0"/>
+                <w:i w:val="0"/>
+                <w:sz w:val="16"/>
+              </w:rPr>
+              <w:t>有</w:t>
+            </w:r>
+          </w:p>
+        </w:tc>
+        <w:tc>
+          <w:tcPr>
+            <w:tcW w:type="dxa" w:w="2353"/>
+            <w:shd w:fill="F2F5FA" w:val="clear"/>
+          </w:tcPr>
+          <w:p>
+            <w:r/>
+            <w:r>
+              <w:rPr>
+                <w:rFonts w:ascii="微软雅黑" w:hAnsi="微软雅黑" w:eastAsia="微软雅黑"/>
+                <w:b/>
+                <w:i w:val="0"/>
+                <w:sz w:val="16"/>
+              </w:rPr>
+              <w:t>无</w:t>
+            </w:r>
+            <w:r>
+              <w:rPr>
+                <w:rFonts w:ascii="微软雅黑" w:hAnsi="微软雅黑" w:eastAsia="微软雅黑"/>
+                <w:b w:val="0"/>
+                <w:i w:val="0"/>
+                <w:sz w:val="16"/>
+              </w:rPr>
+              <w:t>(ETF不计打新市值)</w:t>
+            </w:r>
+          </w:p>
+        </w:tc>
+        <w:tc>
+          <w:tcPr>
+            <w:tcW w:type="dxa" w:w="2353"/>
+            <w:shd w:fill="F2F5FA" w:val="clear"/>
+          </w:tcPr>
+          <w:p>
+            <w:r/>
+            <w:r>
+              <w:rPr>
+                <w:rFonts w:ascii="微软雅黑" w:hAnsi="微软雅黑" w:eastAsia="微软雅黑"/>
+                <w:b w:val="0"/>
+                <w:i w:val="0"/>
+                <w:sz w:val="16"/>
+              </w:rPr>
+              <w:t>有(个股持仓保留)</w:t>
+            </w:r>
+          </w:p>
+        </w:tc>
+      </w:tr>
+      <w:tr>
+        <w:tc>
+          <w:tcPr>
+            <w:tcW w:type="dxa" w:w="2353"/>
+          </w:tcPr>
+          <w:p>
+            <w:r/>
+            <w:r>
+              <w:rPr>
+                <w:rFonts w:ascii="微软雅黑" w:hAnsi="微软雅黑" w:eastAsia="微软雅黑"/>
+                <w:b w:val="0"/>
+                <w:i w:val="0"/>
+                <w:sz w:val="16"/>
+              </w:rPr>
+              <w:t>管理费</w:t>
+            </w:r>
+          </w:p>
+        </w:tc>
+        <w:tc>
+          <w:tcPr>
+            <w:tcW w:type="dxa" w:w="2353"/>
+          </w:tcPr>
+          <w:p>
+            <w:r/>
+            <w:r>
+              <w:rPr>
+                <w:rFonts w:ascii="微软雅黑" w:hAnsi="微软雅黑" w:eastAsia="微软雅黑"/>
+                <w:b w:val="0"/>
+                <w:i w:val="0"/>
+                <w:sz w:val="16"/>
+              </w:rPr>
+              <w:t>0</w:t>
+            </w:r>
+          </w:p>
+        </w:tc>
+        <w:tc>
+          <w:tcPr>
+            <w:tcW w:type="dxa" w:w="2353"/>
+          </w:tcPr>
+          <w:p>
+            <w:r/>
+            <w:r>
+              <w:rPr>
+                <w:rFonts w:ascii="微软雅黑" w:hAnsi="微软雅黑" w:eastAsia="微软雅黑"/>
+                <w:b w:val="0"/>
+                <w:i w:val="0"/>
+                <w:sz w:val="16"/>
+              </w:rPr>
+              <w:t>−0.15~0.5%/年</w:t>
+            </w:r>
+          </w:p>
+        </w:tc>
+        <w:tc>
+          <w:tcPr>
+            <w:tcW w:type="dxa" w:w="2353"/>
+          </w:tcPr>
+          <w:p>
+            <w:r/>
+            <w:r>
+              <w:rPr>
+                <w:rFonts w:ascii="微软雅黑" w:hAnsi="微软雅黑" w:eastAsia="微软雅黑"/>
+                <w:b w:val="0"/>
+                <w:i w:val="0"/>
+                <w:sz w:val="16"/>
+              </w:rPr>
+              <w:t>0(自建组合, 只有交易成本)</w:t>
+            </w:r>
+          </w:p>
+        </w:tc>
+      </w:tr>
+      <w:tr>
+        <w:tc>
+          <w:tcPr>
+            <w:tcW w:type="dxa" w:w="2353"/>
+            <w:shd w:fill="F2F5FA" w:val="clear"/>
+          </w:tcPr>
+          <w:p>
+            <w:r/>
+            <w:r>
+              <w:rPr>
+                <w:rFonts w:ascii="微软雅黑" w:hAnsi="微软雅黑" w:eastAsia="微软雅黑"/>
+                <w:b w:val="0"/>
+                <w:i w:val="0"/>
+                <w:sz w:val="16"/>
+              </w:rPr>
+              <w:t>组件alpha(MA10+过滤+TP)</w:t>
+            </w:r>
+          </w:p>
+        </w:tc>
+        <w:tc>
+          <w:tcPr>
+            <w:tcW w:type="dxa" w:w="2353"/>
+            <w:shd w:fill="F2F5FA" w:val="clear"/>
+          </w:tcPr>
+          <w:p>
+            <w:r/>
+            <w:r>
+              <w:rPr>
+                <w:rFonts w:ascii="微软雅黑" w:hAnsi="微软雅黑" w:eastAsia="微软雅黑"/>
+                <w:b w:val="0"/>
+                <w:i w:val="0"/>
+                <w:sz w:val="16"/>
+              </w:rPr>
+              <w:t>有</w:t>
+            </w:r>
+          </w:p>
+        </w:tc>
+        <w:tc>
+          <w:tcPr>
+            <w:tcW w:type="dxa" w:w="2353"/>
+            <w:shd w:fill="F2F5FA" w:val="clear"/>
+          </w:tcPr>
+          <w:p>
+            <w:r/>
+            <w:r>
+              <w:rPr>
+                <w:rFonts w:ascii="微软雅黑" w:hAnsi="微软雅黑" w:eastAsia="微软雅黑"/>
+                <w:b/>
+                <w:i w:val="0"/>
+                <w:sz w:val="16"/>
+              </w:rPr>
+              <w:t>损失约−3.1pp</w:t>
+            </w:r>
+          </w:p>
+        </w:tc>
+        <w:tc>
+          <w:tcPr>
+            <w:tcW w:type="dxa" w:w="2353"/>
+            <w:shd w:fill="F2F5FA" w:val="clear"/>
+          </w:tcPr>
+          <w:p>
+            <w:r/>
+            <w:r>
+              <w:rPr>
+                <w:rFonts w:ascii="微软雅黑" w:hAnsi="微软雅黑" w:eastAsia="微软雅黑"/>
+                <w:b w:val="0"/>
+                <w:i w:val="0"/>
+                <w:sz w:val="16"/>
+              </w:rPr>
+              <w:t>有(假设可迁移, 待验证)</w:t>
+            </w:r>
+          </w:p>
+        </w:tc>
+      </w:tr>
+      <w:tr>
+        <w:tc>
+          <w:tcPr>
+            <w:tcW w:type="dxa" w:w="2353"/>
+          </w:tcPr>
+          <w:p>
+            <w:r/>
+            <w:r>
+              <w:rPr>
+                <w:rFonts w:ascii="微软雅黑" w:hAnsi="微软雅黑" w:eastAsia="微软雅黑"/>
+                <w:b w:val="0"/>
+                <w:i w:val="0"/>
+                <w:sz w:val="16"/>
+              </w:rPr>
+              <w:t>成本节省(换手903%→~0)</w:t>
+            </w:r>
+          </w:p>
+        </w:tc>
+        <w:tc>
+          <w:tcPr>
+            <w:tcW w:type="dxa" w:w="2353"/>
+          </w:tcPr>
+          <w:p>
+            <w:r/>
+            <w:r>
+              <w:rPr>
+                <w:rFonts w:ascii="微软雅黑" w:hAnsi="微软雅黑" w:eastAsia="微软雅黑"/>
+                <w:b w:val="0"/>
+                <w:i w:val="0"/>
+                <w:sz w:val="16"/>
+              </w:rPr>
+              <w:t>—</w:t>
+            </w:r>
+          </w:p>
+        </w:tc>
+        <w:tc>
+          <w:tcPr>
+            <w:tcW w:type="dxa" w:w="2353"/>
+          </w:tcPr>
+          <w:p>
+            <w:r/>
+            <w:r>
+              <w:rPr>
+                <w:rFonts w:ascii="微软雅黑" w:hAnsi="微软雅黑" w:eastAsia="微软雅黑"/>
+                <w:b w:val="0"/>
+                <w:i w:val="0"/>
+                <w:sz w:val="16"/>
+              </w:rPr>
+              <w:t>+1.2~2.3pp</w:t>
+            </w:r>
+          </w:p>
+        </w:tc>
+        <w:tc>
+          <w:tcPr>
+            <w:tcW w:type="dxa" w:w="2353"/>
+          </w:tcPr>
+          <w:p>
+            <w:r/>
+            <w:r>
+              <w:rPr>
+                <w:rFonts w:ascii="微软雅黑" w:hAnsi="微软雅黑" w:eastAsia="微软雅黑"/>
+                <w:b w:val="0"/>
+                <w:i w:val="0"/>
+                <w:sz w:val="16"/>
+              </w:rPr>
+              <w:t>部分(换手由组合而定)</w:t>
+            </w:r>
+          </w:p>
+        </w:tc>
+      </w:tr>
+      <w:tr>
+        <w:tc>
+          <w:tcPr>
+            <w:tcW w:type="dxa" w:w="2353"/>
+            <w:shd w:fill="F2F5FA" w:val="clear"/>
+          </w:tcPr>
+          <w:p>
+            <w:r/>
+            <w:r>
+              <w:rPr>
+                <w:rFonts w:ascii="微软雅黑" w:hAnsi="微软雅黑" w:eastAsia="微软雅黑"/>
+                <w:b/>
+                <w:i w:val="0"/>
+                <w:sz w:val="16"/>
+              </w:rPr>
+              <w:t>净差(保守口径)</w:t>
+            </w:r>
+          </w:p>
+        </w:tc>
+        <w:tc>
+          <w:tcPr>
+            <w:tcW w:type="dxa" w:w="2353"/>
+            <w:shd w:fill="F2F5FA" w:val="clear"/>
+          </w:tcPr>
+          <w:p>
+            <w:r/>
+            <w:r>
+              <w:rPr>
+                <w:rFonts w:ascii="微软雅黑" w:hAnsi="微软雅黑" w:eastAsia="微软雅黑"/>
+                <w:b w:val="0"/>
+                <w:i w:val="0"/>
+                <w:sz w:val="16"/>
+              </w:rPr>
+              <w:t>—</w:t>
+            </w:r>
+          </w:p>
+        </w:tc>
+        <w:tc>
+          <w:tcPr>
+            <w:tcW w:type="dxa" w:w="2353"/>
+            <w:shd w:fill="F2F5FA" w:val="clear"/>
+          </w:tcPr>
+          <w:p>
+            <w:r/>
+            <w:r>
+              <w:rPr>
+                <w:rFonts w:ascii="微软雅黑" w:hAnsi="微软雅黑" w:eastAsia="微软雅黑"/>
+                <w:b/>
+                <w:i w:val="0"/>
+                <w:sz w:val="16"/>
+              </w:rPr>
+              <w:t>可能为负</w:t>
+            </w:r>
+          </w:p>
+        </w:tc>
+        <w:tc>
+          <w:tcPr>
+            <w:tcW w:type="dxa" w:w="2353"/>
+            <w:shd w:fill="F2F5FA" w:val="clear"/>
+          </w:tcPr>
+          <w:p>
+            <w:r/>
+            <w:r>
+              <w:rPr>
+                <w:rFonts w:ascii="微软雅黑" w:hAnsi="微软雅黑" w:eastAsia="微软雅黑"/>
+                <w:b w:val="0"/>
+                <w:i w:val="0"/>
+                <w:sz w:val="16"/>
+              </w:rPr>
+              <w:t>待新假设回测</w:t>
+            </w:r>
+          </w:p>
+        </w:tc>
+      </w:tr>
+    </w:tbl>
+    <w:p/>
+    <w:p>
+      <w:pPr>
+        <w:pStyle w:val="ListBullet"/>
+        <w:ind w:left="340"/>
+      </w:pPr>
+      <w:r>
+        <w:rPr>
+          <w:rFonts w:ascii="微软雅黑" w:hAnsi="微软雅黑" w:eastAsia="微软雅黑"/>
+          <w:b w:val="0"/>
+          <w:i w:val="0"/>
+          <w:sz w:val="20"/>
+        </w:rPr>
+        <w:t xml:space="preserve">官方 H00982（800等权全收益，中证官网接口已取）：main </w:t>
+      </w:r>
+      <w:r>
+        <w:rPr>
+          <w:rFonts w:ascii="微软雅黑" w:hAnsi="微软雅黑" w:eastAsia="微软雅黑"/>
+          <w:b/>
+          <w:i w:val="0"/>
+          <w:sz w:val="20"/>
+        </w:rPr>
+        <w:t>+10.78%</w:t>
+      </w:r>
+    </w:p>
+    <w:p>
+      <w:pPr>
+        <w:pStyle w:val="ListBullet"/>
+        <w:ind w:left="340"/>
+      </w:pPr>
+      <w:r>
+        <w:rPr>
+          <w:rFonts w:ascii="微软雅黑" w:hAnsi="微软雅黑" w:eastAsia="微软雅黑"/>
+          <w:b/>
+          <w:i w:val="0"/>
+          <w:sz w:val="20"/>
+        </w:rPr>
+        <w:t>股息实测 +1.92pp/年（带宽消除，不再用 0~2.5pp 带）</w:t>
+      </w:r>
+    </w:p>
+    <w:p>
+      <w:pPr>
+        <w:pStyle w:val="ListBullet"/>
+        <w:ind w:left="340"/>
+      </w:pPr>
+      <w:r>
+        <w:rPr>
+          <w:rFonts w:ascii="微软雅黑" w:hAnsi="微软雅黑" w:eastAsia="微软雅黑"/>
+          <w:b w:val="0"/>
+          <w:i w:val="0"/>
+          <w:sz w:val="20"/>
+        </w:rPr>
+        <w:t>同引擎 A0（+6.89%）vs 官方 TR（+10.78%）→ **实现缺口 −3.89pp/</w:t>
+      </w:r>
+    </w:p>
+    <w:p>
+      <w:pPr>
+        <w:pStyle w:val="ListBullet"/>
+        <w:ind w:left="340"/>
+      </w:pPr>
+      <w:r>
+        <w:rPr>
+          <w:rFonts w:ascii="微软雅黑" w:hAnsi="微软雅黑" w:eastAsia="微软雅黑"/>
+          <w:b w:val="0"/>
+          <w:i w:val="0"/>
+          <w:sz w:val="20"/>
+        </w:rPr>
+        <w:t>官方 000906 与库内 csi800_index 逐位一致——指数数据审计通过</w:t>
+      </w:r>
+    </w:p>
+    <w:p>
+      <w:pPr>
+        <w:pStyle w:val="ListBullet"/>
+        <w:ind w:left="340"/>
+      </w:pPr>
+      <w:r>
+        <w:rPr>
+          <w:rFonts w:ascii="微软雅黑" w:hAnsi="微软雅黑" w:eastAsia="微软雅黑"/>
+          <w:b w:val="0"/>
+          <w:i w:val="0"/>
+          <w:sz w:val="20"/>
+        </w:rPr>
+        <w:t>H00906/H00982 取数通道已登记（csindex.com.cn/csindex-home/</w:t>
+      </w:r>
+    </w:p>
+    <w:p>
+      <w:pPr>
+        <w:pStyle w:val="ListBullet"/>
+        <w:ind w:left="340"/>
+      </w:pPr>
+      <w:r>
+        <w:rPr>
+          <w:rFonts w:ascii="微软雅黑" w:hAnsi="微软雅黑" w:eastAsia="微软雅黑"/>
+          <w:b w:val="0"/>
+          <w:i w:val="0"/>
+          <w:sz w:val="20"/>
+        </w:rPr>
+        <w:t>量纲一致性（成交额÷成交量=均价∈[low,high] 全库）：243 只"违规"</w:t>
+      </w:r>
+    </w:p>
+    <w:p>
+      <w:pPr>
+        <w:pStyle w:val="ListBullet"/>
+        <w:ind w:left="340"/>
+      </w:pPr>
+      <w:r>
+        <w:rPr>
+          <w:rFonts w:ascii="微软雅黑" w:hAnsi="微软雅黑" w:eastAsia="微软雅黑"/>
+          <w:b w:val="0"/>
+          <w:i w:val="0"/>
+          <w:sz w:val="20"/>
+        </w:rPr>
+        <w:t>qfq 71 只残余：round-2 修复 34 只（仅要求 2015+ 覆盖、年初边界</w:t>
+      </w:r>
+    </w:p>
+    <w:p>
+      <w:pPr>
+        <w:pStyle w:val="ListBullet"/>
+        <w:ind w:left="340"/>
+      </w:pPr>
+      <w:r>
+        <w:rPr>
+          <w:rFonts w:ascii="微软雅黑" w:hAnsi="微软雅黑" w:eastAsia="微软雅黑"/>
+          <w:b w:val="0"/>
+          <w:i w:val="0"/>
+          <w:sz w:val="20"/>
+        </w:rPr>
+        <w:t>停牌游程：39 只 ≥5 日相同收盘（最长 65 日）——前值填充语义，对</w:t>
+      </w:r>
+    </w:p>
+    <w:p>
+      <w:pPr>
+        <w:pStyle w:val="ListBullet"/>
+        <w:ind w:left="340"/>
+      </w:pPr>
+      <w:r>
+        <w:rPr>
+          <w:rFonts w:ascii="微软雅黑" w:hAnsi="微软雅黑" w:eastAsia="微软雅黑"/>
+          <w:b w:val="0"/>
+          <w:i w:val="0"/>
+          <w:sz w:val="20"/>
+        </w:rPr>
+        <w:t>待办：退市股残留对照（对照退市日期表）</w:t>
+      </w:r>
+    </w:p>
+    <w:p>
+      <w:pPr>
+        <w:pStyle w:val="ListBullet"/>
+        <w:ind w:left="340"/>
+      </w:pPr>
+      <w:r>
+        <w:rPr>
+          <w:rFonts w:ascii="微软雅黑" w:hAnsi="微软雅黑" w:eastAsia="微软雅黑"/>
+          <w:b/>
+          <w:i w:val="0"/>
+          <w:sz w:val="20"/>
+        </w:rPr>
+        <w:t>可转债不计入打新市值</w:t>
+      </w:r>
+      <w:r>
+        <w:rPr>
+          <w:rFonts w:ascii="微软雅黑" w:hAnsi="微软雅黑" w:eastAsia="微软雅黑"/>
+          <w:b w:val="0"/>
+          <w:i w:val="0"/>
+          <w:sz w:val="20"/>
+        </w:rPr>
+        <w:t xml:space="preserve"> → 打新市值基数=股票腿 100 万（CB 腿 60 万</w:t>
+      </w:r>
+    </w:p>
+    <w:p>
+      <w:pPr>
+        <w:pStyle w:val="ListBullet"/>
+        <w:ind w:left="340"/>
+      </w:pPr>
+      <w:r>
+        <w:rPr>
+          <w:rFonts w:ascii="微软雅黑" w:hAnsi="微软雅黑" w:eastAsia="微软雅黑"/>
+          <w:b/>
+          <w:i w:val="0"/>
+          <w:sz w:val="20"/>
+        </w:rPr>
+        <w:t>2 组×50 万对打新完全中性</w:t>
+      </w:r>
+      <w:r>
+        <w:rPr>
+          <w:rFonts w:ascii="微软雅黑" w:hAnsi="微软雅黑" w:eastAsia="微软雅黑"/>
+          <w:b w:val="0"/>
+          <w:i w:val="0"/>
+          <w:sz w:val="20"/>
+        </w:rPr>
+        <w:t>（同身份证多账户市值合并、仅首笔申购</w:t>
+      </w:r>
+    </w:p>
+    <w:p>
+      <w:pPr>
+        <w:pStyle w:val="ListBullet"/>
+        <w:ind w:left="340"/>
+      </w:pPr>
+      <w:r>
+        <w:rPr>
+          <w:rFonts w:ascii="微软雅黑" w:hAnsi="微软雅黑" w:eastAsia="微软雅黑"/>
+          <w:b w:val="0"/>
+          <w:i w:val="0"/>
+          <w:sz w:val="20"/>
+        </w:rPr>
+        <w:t>沪深市值分离计算：现网 30 只按成交额自然分布未做配比优化，只作</w:t>
+      </w:r>
+    </w:p>
+    <w:p>
+      <w:pPr>
+        <w:pStyle w:val="ListBullet"/>
+        <w:ind w:left="340"/>
+      </w:pPr>
+      <w:r>
+        <w:rPr>
+          <w:rFonts w:ascii="微软雅黑" w:hAnsi="微软雅黑" w:eastAsia="微软雅黑"/>
+          <w:b w:val="0"/>
+          <w:i w:val="0"/>
+          <w:sz w:val="20"/>
+        </w:rPr>
+        <w:t>中签率下降（2025-26 约万分之五）：</w:t>
+      </w:r>
+      <w:r>
+        <w:rPr>
+          <w:rFonts w:ascii="微软雅黑" w:hAnsi="微软雅黑" w:eastAsia="微软雅黑"/>
+          <w:b/>
+          <w:i w:val="0"/>
+          <w:sz w:val="20"/>
+        </w:rPr>
+        <w:t>打新年化修正为 0.3~0.7pp</w:t>
+      </w:r>
+    </w:p>
+    <w:p>
+      <w:pPr>
+        <w:pStyle w:val="ListBullet"/>
+        <w:ind w:left="340"/>
+      </w:pPr>
+      <w:r>
+        <w:rPr>
+          <w:rFonts w:ascii="微软雅黑" w:hAnsi="微软雅黑" w:eastAsia="微软雅黑"/>
+          <w:b/>
+          <w:i w:val="0"/>
+          <w:sz w:val="20"/>
+        </w:rPr>
+        <w:t>时间加权最终值（2026-09-08 T6 实测）</w:t>
+      </w:r>
+      <w:r>
+        <w:rPr>
+          <w:rFonts w:ascii="微软雅黑" w:hAnsi="微软雅黑" w:eastAsia="微软雅黑"/>
+          <w:b w:val="0"/>
+          <w:i w:val="0"/>
+          <w:sz w:val="20"/>
+        </w:rPr>
+        <w:t>: A3 实际股票持仓市值时间</w:t>
+      </w:r>
+    </w:p>
+    <w:p>
+      <w:pPr>
+        <w:pStyle w:val="ListBullet"/>
+        <w:ind w:left="340"/>
+      </w:pPr>
+      <w:r>
+        <w:rPr>
+          <w:rFonts w:ascii="微软雅黑" w:hAnsi="微软雅黑" w:eastAsia="微软雅黑"/>
+          <w:b w:val="0"/>
+          <w:i w:val="0"/>
+          <w:sz w:val="20"/>
+        </w:rPr>
+        <w:t xml:space="preserve">池贡献（同引擎统一 A0, 预加载）: </w:t>
+      </w:r>
+      <w:r>
+        <w:rPr>
+          <w:rFonts w:ascii="微软雅黑" w:hAnsi="微软雅黑" w:eastAsia="微软雅黑"/>
+          <w:b/>
+          <w:i w:val="0"/>
+          <w:sz w:val="20"/>
+        </w:rPr>
+        <w:t>main −2.68pp / OOS −19.73pp</w:t>
+      </w:r>
+      <w:r>
+        <w:rPr>
+          <w:rFonts w:ascii="微软雅黑" w:hAnsi="微软雅黑" w:eastAsia="微软雅黑"/>
+          <w:b w:val="0"/>
+          <w:i w:val="0"/>
+          <w:sz w:val="20"/>
+        </w:rPr>
+        <w:t>。</w:t>
+      </w:r>
+    </w:p>
+    <w:p>
+      <w:pPr>
+        <w:pStyle w:val="ListBullet"/>
+        <w:ind w:left="340"/>
+      </w:pPr>
+      <w:r>
+        <w:rPr>
+          <w:rFonts w:ascii="微软雅黑" w:hAnsi="微软雅黑" w:eastAsia="微软雅黑"/>
+          <w:b w:val="0"/>
+          <w:i w:val="0"/>
+          <w:sz w:val="20"/>
+        </w:rPr>
+        <w:t xml:space="preserve">组件 +3.1pp: 修正后数据重算 main </w:t>
+      </w:r>
+      <w:r>
+        <w:rPr>
+          <w:rFonts w:ascii="微软雅黑" w:hAnsi="微软雅黑" w:eastAsia="微软雅黑"/>
+          <w:b/>
+          <w:i w:val="0"/>
+          <w:sz w:val="20"/>
+        </w:rPr>
+        <w:t>+3.74pp</w:t>
+      </w:r>
+      <w:r>
+        <w:rPr>
+          <w:rFonts w:ascii="微软雅黑" w:hAnsi="微软雅黑" w:eastAsia="微软雅黑"/>
+          <w:b w:val="0"/>
+          <w:i w:val="0"/>
+          <w:sz w:val="20"/>
+        </w:rPr>
+        <w:t>（A3−A2, T3 口径），</w:t>
+      </w:r>
+    </w:p>
+    <w:p>
+      <w:pPr>
+        <w:pStyle w:val="ListBullet"/>
+        <w:ind w:left="340"/>
+      </w:pPr>
+      <w:r>
+        <w:rPr>
+          <w:rFonts w:ascii="微软雅黑" w:hAnsi="微软雅黑" w:eastAsia="微软雅黑"/>
+          <w:b w:val="0"/>
+          <w:i w:val="0"/>
+          <w:sz w:val="20"/>
+        </w:rPr>
+        <w:t xml:space="preserve">打新: 时间加权重算 </w:t>
+      </w:r>
+      <w:r>
+        <w:rPr>
+          <w:rFonts w:ascii="微软雅黑" w:hAnsi="微软雅黑" w:eastAsia="微软雅黑"/>
+          <w:b/>
+          <w:i w:val="0"/>
+          <w:sz w:val="20"/>
+        </w:rPr>
+        <w:t>0.08~0.20pp（中枢 0.14pp）</w:t>
+      </w:r>
+      <w:r>
+        <w:rPr>
+          <w:rFonts w:ascii="微软雅黑" w:hAnsi="微软雅黑" w:eastAsia="微软雅黑"/>
+          <w:b w:val="0"/>
+          <w:i w:val="0"/>
+          <w:sz w:val="20"/>
+        </w:rPr>
+        <w:t>（原 0.3~0.7pp</w:t>
+      </w:r>
+    </w:p>
+    <w:tbl>
+      <w:tblPr>
+        <w:tblStyle w:val="TableGrid"/>
+        <w:tblW w:type="auto" w:w="0"/>
+        <w:jc w:val="center"/>
+        <w:tblLook w:firstColumn="1" w:firstRow="1" w:lastColumn="0" w:lastRow="0" w:noHBand="0" w:noVBand="1" w:val="04A0"/>
+      </w:tblPr>
+      <w:tblGrid>
+        <w:gridCol w:w="3137"/>
+        <w:gridCol w:w="3137"/>
+        <w:gridCol w:w="3137"/>
+      </w:tblGrid>
+      <w:tr>
+        <w:tc>
+          <w:tcPr>
+            <w:tcW w:type="dxa" w:w="3137"/>
+            <w:shd w:fill="2F5496" w:val="clear"/>
+          </w:tcPr>
+          <w:p>
+            <w:pPr>
+              <w:jc w:val="center"/>
+            </w:pPr>
+            <w:r/>
+            <w:r>
+              <w:rPr>
+                <w:rFonts w:ascii="微软雅黑" w:hAnsi="微软雅黑" w:eastAsia="微软雅黑"/>
+                <w:b w:val="0"/>
+                <w:i w:val="0"/>
+                <w:color w:val="FFFFFF"/>
+                <w:sz w:val="17"/>
+              </w:rPr>
+              <w:t>变体</w:t>
+            </w:r>
+          </w:p>
+        </w:tc>
+        <w:tc>
+          <w:tcPr>
+            <w:tcW w:type="dxa" w:w="3137"/>
+            <w:shd w:fill="2F5496" w:val="clear"/>
+          </w:tcPr>
+          <w:p>
+            <w:pPr>
+              <w:jc w:val="center"/>
+            </w:pPr>
+            <w:r/>
+            <w:r>
+              <w:rPr>
+                <w:rFonts w:ascii="微软雅黑" w:hAnsi="微软雅黑" w:eastAsia="微软雅黑"/>
+                <w:b w:val="0"/>
+                <w:i w:val="0"/>
+                <w:color w:val="FFFFFF"/>
+                <w:sz w:val="17"/>
+              </w:rPr>
+              <w:t>年化</w:t>
+            </w:r>
+          </w:p>
+        </w:tc>
+        <w:tc>
+          <w:tcPr>
+            <w:tcW w:type="dxa" w:w="3137"/>
+            <w:shd w:fill="2F5496" w:val="clear"/>
+          </w:tcPr>
+          <w:p>
+            <w:pPr>
+              <w:jc w:val="center"/>
+            </w:pPr>
+            <w:r/>
+            <w:r>
+              <w:rPr>
+                <w:rFonts w:ascii="微软雅黑" w:hAnsi="微软雅黑" w:eastAsia="微软雅黑"/>
+                <w:b w:val="0"/>
+                <w:i w:val="0"/>
+                <w:color w:val="FFFFFF"/>
+                <w:sz w:val="17"/>
+              </w:rPr>
+              <w:t>贡献</w:t>
+            </w:r>
+          </w:p>
+        </w:tc>
+      </w:tr>
+      <w:tr>
+        <w:tc>
+          <w:tcPr>
+            <w:tcW w:type="dxa" w:w="3137"/>
+          </w:tcPr>
+          <w:p>
+            <w:r/>
+            <w:r>
+              <w:rPr>
+                <w:rFonts w:ascii="微软雅黑" w:hAnsi="微软雅黑" w:eastAsia="微软雅黑"/>
+                <w:b w:val="0"/>
+                <w:i w:val="0"/>
+                <w:sz w:val="16"/>
+              </w:rPr>
+              <w:t>---</w:t>
+            </w:r>
+          </w:p>
+        </w:tc>
+        <w:tc>
+          <w:tcPr>
+            <w:tcW w:type="dxa" w:w="3137"/>
+          </w:tcPr>
+          <w:p>
+            <w:r/>
+            <w:r>
+              <w:rPr>
+                <w:rFonts w:ascii="微软雅黑" w:hAnsi="微软雅黑" w:eastAsia="微软雅黑"/>
+                <w:b w:val="0"/>
+                <w:i w:val="0"/>
+                <w:sz w:val="16"/>
+              </w:rPr>
+              <w:t>---</w:t>
+            </w:r>
+          </w:p>
+        </w:tc>
+        <w:tc>
+          <w:tcPr>
+            <w:tcW w:type="dxa" w:w="3137"/>
+          </w:tcPr>
+          <w:p>
+            <w:r/>
+            <w:r>
+              <w:rPr>
+                <w:rFonts w:ascii="微软雅黑" w:hAnsi="微软雅黑" w:eastAsia="微软雅黑"/>
+                <w:b w:val="0"/>
+                <w:i w:val="0"/>
+                <w:sz w:val="16"/>
+              </w:rPr>
+              <w:t>---</w:t>
+            </w:r>
+          </w:p>
+        </w:tc>
+      </w:tr>
+      <w:tr>
+        <w:tc>
+          <w:tcPr>
+            <w:tcW w:type="dxa" w:w="3137"/>
+            <w:shd w:fill="F2F5FA" w:val="clear"/>
+          </w:tcPr>
+          <w:p>
+            <w:r/>
+            <w:r>
+              <w:rPr>
+                <w:rFonts w:ascii="微软雅黑" w:hAnsi="微软雅黑" w:eastAsia="微软雅黑"/>
+                <w:b w:val="0"/>
+                <w:i w:val="0"/>
+                <w:sz w:val="16"/>
+              </w:rPr>
+              <w:t>基线（PIT+双周+13bp）</w:t>
+            </w:r>
+          </w:p>
+        </w:tc>
+        <w:tc>
+          <w:tcPr>
+            <w:tcW w:type="dxa" w:w="3137"/>
+            <w:shd w:fill="F2F5FA" w:val="clear"/>
+          </w:tcPr>
+          <w:p>
+            <w:r/>
+            <w:r>
+              <w:rPr>
+                <w:rFonts w:ascii="微软雅黑" w:hAnsi="微软雅黑" w:eastAsia="微软雅黑"/>
+                <w:b w:val="0"/>
+                <w:i w:val="0"/>
+                <w:sz w:val="16"/>
+              </w:rPr>
+              <w:t>+6.89%</w:t>
+            </w:r>
+          </w:p>
+        </w:tc>
+        <w:tc>
+          <w:tcPr>
+            <w:tcW w:type="dxa" w:w="3137"/>
+            <w:shd w:fill="F2F5FA" w:val="clear"/>
+          </w:tcPr>
+          <w:p>
+            <w:r/>
+            <w:r>
+              <w:rPr>
+                <w:rFonts w:ascii="微软雅黑" w:hAnsi="微软雅黑" w:eastAsia="微软雅黑"/>
+                <w:b w:val="0"/>
+                <w:i w:val="0"/>
+                <w:sz w:val="16"/>
+              </w:rPr>
+              <w:t>—</w:t>
+            </w:r>
+          </w:p>
+        </w:tc>
+      </w:tr>
+      <w:tr>
+        <w:tc>
+          <w:tcPr>
+            <w:tcW w:type="dxa" w:w="3137"/>
+          </w:tcPr>
+          <w:p>
+            <w:r/>
+            <w:r>
+              <w:rPr>
+                <w:rFonts w:ascii="微软雅黑" w:hAnsi="微软雅黑" w:eastAsia="微软雅黑"/>
+                <w:b w:val="0"/>
+                <w:i w:val="0"/>
+                <w:sz w:val="16"/>
+              </w:rPr>
+              <w:t>零成本</w:t>
+            </w:r>
+          </w:p>
+        </w:tc>
+        <w:tc>
+          <w:tcPr>
+            <w:tcW w:type="dxa" w:w="3137"/>
+          </w:tcPr>
+          <w:p>
+            <w:r/>
+            <w:r>
+              <w:rPr>
+                <w:rFonts w:ascii="微软雅黑" w:hAnsi="微软雅黑" w:eastAsia="微软雅黑"/>
+                <w:b w:val="0"/>
+                <w:i w:val="0"/>
+                <w:sz w:val="16"/>
+              </w:rPr>
+              <w:t>+6.99%</w:t>
+            </w:r>
+          </w:p>
+        </w:tc>
+        <w:tc>
+          <w:tcPr>
+            <w:tcW w:type="dxa" w:w="3137"/>
+          </w:tcPr>
+          <w:p>
+            <w:r/>
+            <w:r>
+              <w:rPr>
+                <w:rFonts w:ascii="微软雅黑" w:hAnsi="微软雅黑" w:eastAsia="微软雅黑"/>
+                <w:b w:val="0"/>
+                <w:i w:val="0"/>
+                <w:sz w:val="16"/>
+              </w:rPr>
+              <w:t>成本仅 −0.09pp</w:t>
+            </w:r>
+          </w:p>
+        </w:tc>
+      </w:tr>
+      <w:tr>
+        <w:tc>
+          <w:tcPr>
+            <w:tcW w:type="dxa" w:w="3137"/>
+            <w:shd w:fill="F2F5FA" w:val="clear"/>
+          </w:tcPr>
+          <w:p>
+            <w:r/>
+            <w:r>
+              <w:rPr>
+                <w:rFonts w:ascii="微软雅黑" w:hAnsi="微软雅黑" w:eastAsia="微软雅黑"/>
+                <w:b w:val="0"/>
+                <w:i w:val="0"/>
+                <w:sz w:val="16"/>
+              </w:rPr>
+              <w:t>半年调样（每年 6/12 底）</w:t>
+            </w:r>
+          </w:p>
+        </w:tc>
+        <w:tc>
+          <w:tcPr>
+            <w:tcW w:type="dxa" w:w="3137"/>
+            <w:shd w:fill="F2F5FA" w:val="clear"/>
+          </w:tcPr>
+          <w:p>
+            <w:r/>
+            <w:r>
+              <w:rPr>
+                <w:rFonts w:ascii="微软雅黑" w:hAnsi="微软雅黑" w:eastAsia="微软雅黑"/>
+                <w:b w:val="0"/>
+                <w:i w:val="0"/>
+                <w:sz w:val="16"/>
+              </w:rPr>
+              <w:t>+6.71%</w:t>
+            </w:r>
+          </w:p>
+        </w:tc>
+        <w:tc>
+          <w:tcPr>
+            <w:tcW w:type="dxa" w:w="3137"/>
+            <w:shd w:fill="F2F5FA" w:val="clear"/>
+          </w:tcPr>
+          <w:p>
+            <w:r/>
+            <w:r>
+              <w:rPr>
+                <w:rFonts w:ascii="微软雅黑" w:hAnsi="微软雅黑" w:eastAsia="微软雅黑"/>
+                <w:b w:val="0"/>
+                <w:i w:val="0"/>
+                <w:sz w:val="16"/>
+              </w:rPr>
+              <w:t>频率 −0.18pp</w:t>
+            </w:r>
+          </w:p>
+        </w:tc>
+      </w:tr>
+      <w:tr>
+        <w:tc>
+          <w:tcPr>
+            <w:tcW w:type="dxa" w:w="3137"/>
+          </w:tcPr>
+          <w:p>
+            <w:r/>
+            <w:r>
+              <w:rPr>
+                <w:rFonts w:ascii="微软雅黑" w:hAnsi="微软雅黑" w:eastAsia="微软雅黑"/>
+                <w:b/>
+                <w:i w:val="0"/>
+                <w:sz w:val="16"/>
+              </w:rPr>
+              <w:t>当前快照成员（前视）</w:t>
+            </w:r>
+          </w:p>
+        </w:tc>
+        <w:tc>
+          <w:tcPr>
+            <w:tcW w:type="dxa" w:w="3137"/>
+          </w:tcPr>
+          <w:p>
+            <w:r/>
+            <w:r>
+              <w:rPr>
+                <w:rFonts w:ascii="微软雅黑" w:hAnsi="微软雅黑" w:eastAsia="微软雅黑"/>
+                <w:b/>
+                <w:i w:val="0"/>
+                <w:sz w:val="16"/>
+              </w:rPr>
+              <w:t>+15.59%</w:t>
+            </w:r>
+          </w:p>
+        </w:tc>
+        <w:tc>
+          <w:tcPr>
+            <w:tcW w:type="dxa" w:w="3137"/>
+          </w:tcPr>
+          <w:p>
+            <w:r/>
+            <w:r>
+              <w:rPr>
+                <w:rFonts w:ascii="微软雅黑" w:hAnsi="微软雅黑" w:eastAsia="微软雅黑"/>
+                <w:b/>
+                <w:i w:val="0"/>
+                <w:sz w:val="16"/>
+              </w:rPr>
+              <w:t>前视偏差实测 +8.69pp</w:t>
+            </w:r>
+          </w:p>
+        </w:tc>
+      </w:tr>
+      <w:tr>
+        <w:tc>
+          <w:tcPr>
+            <w:tcW w:type="dxa" w:w="3137"/>
+            <w:shd w:fill="F2F5FA" w:val="clear"/>
+          </w:tcPr>
+          <w:p>
+            <w:r/>
+            <w:r>
+              <w:rPr>
+                <w:rFonts w:ascii="微软雅黑" w:hAnsi="微软雅黑" w:eastAsia="微软雅黑"/>
+                <w:b w:val="0"/>
+                <w:i w:val="0"/>
+                <w:sz w:val="16"/>
+              </w:rPr>
+              <w:t>官方 H00982(TR)</w:t>
+            </w:r>
+          </w:p>
+        </w:tc>
+        <w:tc>
+          <w:tcPr>
+            <w:tcW w:type="dxa" w:w="3137"/>
+            <w:shd w:fill="F2F5FA" w:val="clear"/>
+          </w:tcPr>
+          <w:p>
+            <w:r/>
+            <w:r>
+              <w:rPr>
+                <w:rFonts w:ascii="微软雅黑" w:hAnsi="微软雅黑" w:eastAsia="微软雅黑"/>
+                <w:b w:val="0"/>
+                <w:i w:val="0"/>
+                <w:sz w:val="16"/>
+              </w:rPr>
+              <w:t>+10.78%</w:t>
+            </w:r>
+          </w:p>
+        </w:tc>
+        <w:tc>
+          <w:tcPr>
+            <w:tcW w:type="dxa" w:w="3137"/>
+            <w:shd w:fill="F2F5FA" w:val="clear"/>
+          </w:tcPr>
+          <w:p>
+            <w:r/>
+            <w:r>
+              <w:rPr>
+                <w:rFonts w:ascii="微软雅黑" w:hAnsi="微软雅黑" w:eastAsia="微软雅黑"/>
+                <w:b w:val="0"/>
+                <w:i w:val="0"/>
+                <w:sz w:val="16"/>
+              </w:rPr>
+              <w:t>总缺口 −3.89pp</w:t>
+            </w:r>
+          </w:p>
+        </w:tc>
+      </w:tr>
+    </w:tbl>
+    <w:p/>
+    <w:tbl>
+      <w:tblPr>
+        <w:tblStyle w:val="TableGrid"/>
+        <w:tblW w:type="auto" w:w="0"/>
+        <w:jc w:val="center"/>
+        <w:tblLook w:firstColumn="1" w:firstRow="1" w:lastColumn="0" w:lastRow="0" w:noHBand="0" w:noVBand="1" w:val="04A0"/>
+      </w:tblPr>
+      <w:tblGrid>
+        <w:gridCol w:w="4706"/>
+        <w:gridCol w:w="4706"/>
+      </w:tblGrid>
+      <w:tr>
+        <w:tc>
+          <w:tcPr>
+            <w:tcW w:type="dxa" w:w="4706"/>
+            <w:shd w:fill="2F5496" w:val="clear"/>
+          </w:tcPr>
+          <w:p>
+            <w:pPr>
+              <w:jc w:val="center"/>
+            </w:pPr>
+            <w:r/>
+            <w:r>
+              <w:rPr>
+                <w:rFonts w:ascii="微软雅黑" w:hAnsi="微软雅黑" w:eastAsia="微软雅黑"/>
+                <w:b w:val="0"/>
+                <w:i w:val="0"/>
+                <w:color w:val="FFFFFF"/>
+                <w:sz w:val="17"/>
+              </w:rPr>
+              <w:t>偏差</w:t>
+            </w:r>
+          </w:p>
+        </w:tc>
+        <w:tc>
+          <w:tcPr>
+            <w:tcW w:type="dxa" w:w="4706"/>
+            <w:shd w:fill="2F5496" w:val="clear"/>
+          </w:tcPr>
+          <w:p>
+            <w:pPr>
+              <w:jc w:val="center"/>
+            </w:pPr>
+            <w:r/>
+            <w:r>
+              <w:rPr>
+                <w:rFonts w:ascii="微软雅黑" w:hAnsi="微软雅黑" w:eastAsia="微软雅黑"/>
+                <w:b w:val="0"/>
+                <w:i w:val="0"/>
+                <w:color w:val="FFFFFF"/>
+                <w:sz w:val="17"/>
+              </w:rPr>
+              <w:t>回补方向</w:t>
+            </w:r>
+          </w:p>
+        </w:tc>
+      </w:tr>
+      <w:tr>
+        <w:tc>
+          <w:tcPr>
+            <w:tcW w:type="dxa" w:w="4706"/>
+          </w:tcPr>
+          <w:p>
+            <w:r/>
+            <w:r>
+              <w:rPr>
+                <w:rFonts w:ascii="微软雅黑" w:hAnsi="微软雅黑" w:eastAsia="微软雅黑"/>
+                <w:b w:val="0"/>
+                <w:i w:val="0"/>
+                <w:sz w:val="16"/>
+              </w:rPr>
+              <w:t>---</w:t>
+            </w:r>
+          </w:p>
+        </w:tc>
+        <w:tc>
+          <w:tcPr>
+            <w:tcW w:type="dxa" w:w="4706"/>
+          </w:tcPr>
+          <w:p>
+            <w:r/>
+            <w:r>
+              <w:rPr>
+                <w:rFonts w:ascii="微软雅黑" w:hAnsi="微软雅黑" w:eastAsia="微软雅黑"/>
+                <w:b w:val="0"/>
+                <w:i w:val="0"/>
+                <w:sz w:val="16"/>
+              </w:rPr>
+              <w:t>---</w:t>
+            </w:r>
+          </w:p>
+        </w:tc>
+      </w:tr>
+      <w:tr>
+        <w:tc>
+          <w:tcPr>
+            <w:tcW w:type="dxa" w:w="4706"/>
+            <w:shd w:fill="F2F5FA" w:val="clear"/>
+          </w:tcPr>
+          <w:p>
+            <w:r/>
+            <w:r>
+              <w:rPr>
+                <w:rFonts w:ascii="微软雅黑" w:hAnsi="微软雅黑" w:eastAsia="微软雅黑"/>
+                <w:b w:val="0"/>
+                <w:i w:val="0"/>
+                <w:sz w:val="16"/>
+              </w:rPr>
+              <w:t>实测</w:t>
+            </w:r>
+          </w:p>
+        </w:tc>
+        <w:tc>
+          <w:tcPr>
+            <w:tcW w:type="dxa" w:w="4706"/>
+            <w:shd w:fill="F2F5FA" w:val="clear"/>
+          </w:tcPr>
+          <w:p>
+            <w:r/>
+            <w:r>
+              <w:rPr>
+                <w:rFonts w:ascii="微软雅黑" w:hAnsi="微软雅黑" w:eastAsia="微软雅黑"/>
+                <w:b w:val="0"/>
+                <w:i w:val="0"/>
+                <w:sz w:val="16"/>
+              </w:rPr>
+              <w:t>−4.28pp</w:t>
+            </w:r>
+          </w:p>
+        </w:tc>
+      </w:tr>
+      <w:tr>
+        <w:tc>
+          <w:tcPr>
+            <w:tcW w:type="dxa" w:w="4706"/>
+          </w:tcPr>
+          <w:p>
+            <w:r/>
+            <w:r>
+              <w:rPr>
+                <w:rFonts w:ascii="微软雅黑" w:hAnsi="微软雅黑" w:eastAsia="微软雅黑"/>
+                <w:b w:val="0"/>
+                <w:i w:val="0"/>
+                <w:sz w:val="16"/>
+              </w:rPr>
+              <w:t>暖机回补（臂端被压低 2.7pp）</w:t>
+            </w:r>
+          </w:p>
+        </w:tc>
+        <w:tc>
+          <w:tcPr>
+            <w:tcW w:type="dxa" w:w="4706"/>
+          </w:tcPr>
+          <w:p>
+            <w:r/>
+            <w:r>
+              <w:rPr>
+                <w:rFonts w:ascii="微软雅黑" w:hAnsi="微软雅黑" w:eastAsia="微软雅黑"/>
+                <w:b w:val="0"/>
+                <w:i w:val="0"/>
+                <w:sz w:val="16"/>
+              </w:rPr>
+              <w:t>+2.7pp</w:t>
+            </w:r>
+          </w:p>
+        </w:tc>
+      </w:tr>
+      <w:tr>
+        <w:tc>
+          <w:tcPr>
+            <w:tcW w:type="dxa" w:w="4706"/>
+            <w:shd w:fill="F2F5FA" w:val="clear"/>
+          </w:tcPr>
+          <w:p>
+            <w:r/>
+            <w:r>
+              <w:rPr>
+                <w:rFonts w:ascii="微软雅黑" w:hAnsi="微软雅黑" w:eastAsia="微软雅黑"/>
+                <w:b w:val="0"/>
+                <w:i w:val="0"/>
+                <w:sz w:val="16"/>
+              </w:rPr>
+              <w:t>股息税回补（臂端被压低 0.3pp）</w:t>
+            </w:r>
+          </w:p>
+        </w:tc>
+        <w:tc>
+          <w:tcPr>
+            <w:tcW w:type="dxa" w:w="4706"/>
+            <w:shd w:fill="F2F5FA" w:val="clear"/>
+          </w:tcPr>
+          <w:p>
+            <w:r/>
+            <w:r>
+              <w:rPr>
+                <w:rFonts w:ascii="微软雅黑" w:hAnsi="微软雅黑" w:eastAsia="微软雅黑"/>
+                <w:b w:val="0"/>
+                <w:i w:val="0"/>
+                <w:sz w:val="16"/>
+              </w:rPr>
+              <w:t>+0.3pp</w:t>
+            </w:r>
+          </w:p>
+        </w:tc>
+      </w:tr>
+      <w:tr>
+        <w:tc>
+          <w:tcPr>
+            <w:tcW w:type="dxa" w:w="4706"/>
+          </w:tcPr>
+          <w:p>
+            <w:r/>
+            <w:r>
+              <w:rPr>
+                <w:rFonts w:ascii="微软雅黑" w:hAnsi="微软雅黑" w:eastAsia="微软雅黑"/>
+                <w:b w:val="0"/>
+                <w:i w:val="0"/>
+                <w:sz w:val="16"/>
+              </w:rPr>
+              <w:t>A0 机器（基准端被压低 3.6pp）</w:t>
+            </w:r>
+          </w:p>
+        </w:tc>
+        <w:tc>
+          <w:tcPr>
+            <w:tcW w:type="dxa" w:w="4706"/>
+          </w:tcPr>
+          <w:p>
+            <w:r/>
+            <w:r>
+              <w:rPr>
+                <w:rFonts w:ascii="微软雅黑" w:hAnsi="微软雅黑" w:eastAsia="微软雅黑"/>
+                <w:b w:val="0"/>
+                <w:i w:val="0"/>
+                <w:sz w:val="16"/>
+              </w:rPr>
+              <w:t>−3.6pp</w:t>
+            </w:r>
+          </w:p>
+        </w:tc>
+      </w:tr>
+      <w:tr>
+        <w:tc>
+          <w:tcPr>
+            <w:tcW w:type="dxa" w:w="4706"/>
+            <w:shd w:fill="F2F5FA" w:val="clear"/>
+          </w:tcPr>
+          <w:p>
+            <w:r/>
+            <w:r>
+              <w:rPr>
+                <w:rFonts w:ascii="微软雅黑" w:hAnsi="微软雅黑" w:eastAsia="微软雅黑"/>
+                <w:b/>
+                <w:i w:val="0"/>
+                <w:sz w:val="16"/>
+              </w:rPr>
+              <w:t>合并 ≈</w:t>
+            </w:r>
+          </w:p>
+        </w:tc>
+        <w:tc>
+          <w:tcPr>
+            <w:tcW w:type="dxa" w:w="4706"/>
+            <w:shd w:fill="F2F5FA" w:val="clear"/>
+          </w:tcPr>
+          <w:p>
+            <w:r/>
+            <w:r>
+              <w:rPr>
+                <w:rFonts w:ascii="微软雅黑" w:hAnsi="微软雅黑" w:eastAsia="微软雅黑"/>
+                <w:b/>
+                <w:i w:val="0"/>
+                <w:sz w:val="16"/>
+              </w:rPr>
+              <w:t>−4.9pp</w:t>
+            </w:r>
+          </w:p>
+        </w:tc>
+      </w:tr>
+    </w:tbl>
+    <w:p/>
+    <w:p>
+      <w:pPr>
+        <w:pStyle w:val="ListBullet"/>
+        <w:ind w:left="340"/>
+      </w:pPr>
+      <w:r>
+        <w:rPr>
+          <w:rFonts w:ascii="微软雅黑" w:hAnsi="微软雅黑" w:eastAsia="微软雅黑"/>
+          <w:b/>
+          <w:i w:val="0"/>
+          <w:sz w:val="20"/>
+        </w:rPr>
+        <w:t>暖机回补 +2.7pp 证伪</w:t>
+      </w:r>
+      <w:r>
+        <w:rPr>
+          <w:rFonts w:ascii="微软雅黑" w:hAnsi="微软雅黑" w:eastAsia="微软雅黑"/>
+          <w:b w:val="0"/>
+          <w:i w:val="0"/>
+          <w:sz w:val="20"/>
+        </w:rPr>
+        <w:t>（T2 预加载 A/B, 同代码隔离变量）: 预加载后</w:t>
+      </w:r>
+    </w:p>
+    <w:p>
+      <w:pPr>
+        <w:pStyle w:val="ListBullet"/>
+        <w:ind w:left="340"/>
+      </w:pPr>
+      <w:r>
+        <w:rPr>
+          <w:rFonts w:ascii="微软雅黑" w:hAnsi="微软雅黑" w:eastAsia="微软雅黑"/>
+          <w:b/>
+          <w:i w:val="0"/>
+          <w:sz w:val="20"/>
+        </w:rPr>
+        <w:t>A0 机器 −3.6pp 证伪</w:t>
+      </w:r>
+      <w:r>
+        <w:rPr>
+          <w:rFonts w:ascii="微软雅黑" w:hAnsi="微软雅黑" w:eastAsia="微软雅黑"/>
+          <w:b w:val="0"/>
+          <w:i w:val="0"/>
+          <w:sz w:val="20"/>
+        </w:rPr>
+        <w:t>（T3 同引擎退化臂, 对齐自检全绿）: 统一 A0</w:t>
+      </w:r>
+    </w:p>
+    <w:p>
+      <w:pPr>
+        <w:pStyle w:val="ListBullet"/>
+        <w:ind w:left="340"/>
+      </w:pPr>
+      <w:r>
+        <w:rPr>
+          <w:rFonts w:ascii="微软雅黑" w:hAnsi="微软雅黑" w:eastAsia="微软雅黑"/>
+          <w:b w:val="0"/>
+          <w:i w:val="0"/>
+          <w:sz w:val="20"/>
+        </w:rPr>
+        <w:t>股息税 −0.3pp 维持（⑪, 方向压低臂端）; 打新时间加权已算（见下）。</w:t>
+      </w:r>
+    </w:p>
+    <w:p>
+      <w:pPr>
+        <w:pStyle w:val="ListBullet"/>
+        <w:ind w:left="340"/>
+      </w:pPr>
+      <w:r>
+        <w:rPr>
+          <w:rFonts w:ascii="微软雅黑" w:hAnsi="微软雅黑" w:eastAsia="微软雅黑"/>
+          <w:b/>
+          <w:i w:val="0"/>
+          <w:sz w:val="20"/>
+        </w:rPr>
+        <w:t>池贡献最终数字: main −2.68pp</w:t>
+      </w:r>
+      <w:r>
+        <w:rPr>
+          <w:rFonts w:ascii="微软雅黑" w:hAnsi="微软雅黑" w:eastAsia="微软雅黑"/>
+          <w:b w:val="0"/>
+          <w:i w:val="0"/>
+          <w:sz w:val="20"/>
+        </w:rPr>
+        <w:t>（A1 +4.33% − A0统一 +7.01%）,</w:t>
+      </w:r>
+    </w:p>
+    <w:p>
+      <w:pPr>
+        <w:pStyle w:val="ListBullet"/>
+        <w:ind w:left="340"/>
+      </w:pPr>
+      <w:r>
+        <w:rPr>
+          <w:rFonts w:ascii="微软雅黑" w:hAnsi="微软雅黑" w:eastAsia="微软雅黑"/>
+          <w:b w:val="0"/>
+          <w:i w:val="0"/>
+          <w:sz w:val="20"/>
+        </w:rPr>
+        <w:t>T4 判别: 退市/停牌持仓日占比 A0 vs 臂端同数量级（停牌 A0 1.01% vs</w:t>
       </w:r>
     </w:p>
     <w:p>
@@ -4080,6 +8532,102 @@
           <w:i w:val="0"/>
           <w:sz w:val="20"/>
         </w:rPr>
+        <w:t xml:space="preserve">24. ❌ </w:t>
+      </w:r>
+      <w:r>
+        <w:rPr>
+          <w:rFonts w:ascii="微软雅黑" w:hAnsi="微软雅黑" w:eastAsia="微软雅黑"/>
+          <w:b/>
+          <w:i w:val="0"/>
+          <w:sz w:val="20"/>
+        </w:rPr>
+        <w:t>择时集成已测判死（2026-09-05）</w:t>
+      </w:r>
+      <w:r>
+        <w:rPr>
+          <w:rFonts w:ascii="微软雅黑" w:hAnsi="微软雅黑" w:eastAsia="微软雅黑"/>
+          <w:b w:val="0"/>
+          <w:i w:val="0"/>
+          <w:sz w:val="20"/>
+        </w:rPr>
+        <w:t>：mean 路径极差 7.26→7.02pp（收窄</w:t>
+      </w:r>
+    </w:p>
+    <w:p>
+      <w:pPr>
+        <w:ind w:left="340"/>
+      </w:pPr>
+      <w:r>
+        <w:rPr>
+          <w:rFonts w:ascii="微软雅黑" w:hAnsi="微软雅黑" w:eastAsia="微软雅黑"/>
+          <w:b w:val="0"/>
+          <w:i w:val="0"/>
+          <w:sz w:val="20"/>
+        </w:rPr>
+        <w:t xml:space="preserve">25. </w:t>
+      </w:r>
+      <w:r>
+        <w:rPr>
+          <w:rFonts w:ascii="微软雅黑" w:hAnsi="微软雅黑" w:eastAsia="微软雅黑"/>
+          <w:b/>
+          <w:i w:val="0"/>
+          <w:sz w:val="20"/>
+        </w:rPr>
+        <w:t>IC 框架首轮完成（2026-09-05，两个分年稳定负向信号）</w:t>
+      </w:r>
+      <w:r>
+        <w:rPr>
+          <w:rFonts w:ascii="微软雅黑" w:hAnsi="微软雅黑" w:eastAsia="微软雅黑"/>
+          <w:b w:val="0"/>
+          <w:i w:val="0"/>
+          <w:sz w:val="20"/>
+        </w:rPr>
+        <w:t>：TOP300 池</w:t>
+      </w:r>
+    </w:p>
+    <w:p>
+      <w:pPr>
+        <w:ind w:left="340"/>
+      </w:pPr>
+      <w:r>
+        <w:rPr>
+          <w:rFonts w:ascii="微软雅黑" w:hAnsi="微软雅黑" w:eastAsia="微软雅黑"/>
+          <w:b w:val="0"/>
+          <w:i w:val="0"/>
+          <w:sz w:val="20"/>
+        </w:rPr>
+        <w:t xml:space="preserve">26. </w:t>
+      </w:r>
+      <w:r>
+        <w:rPr>
+          <w:rFonts w:ascii="微软雅黑" w:hAnsi="微软雅黑" w:eastAsia="微软雅黑"/>
+          <w:b/>
+          <w:i w:val="0"/>
+          <w:sz w:val="20"/>
+        </w:rPr>
+        <w:t>CB 与主策略相关性测量</w:t>
+      </w:r>
+      <w:r>
+        <w:rPr>
+          <w:rFonts w:ascii="微软雅黑" w:hAnsi="微软雅黑" w:eastAsia="微软雅黑"/>
+          <w:b w:val="0"/>
+          <w:i w:val="0"/>
+          <w:sz w:val="20"/>
+        </w:rPr>
+        <w:t>：先测日收益相关性（&lt;0.3=已有 Sharpe</w:t>
+      </w:r>
+    </w:p>
+    <w:p>
+      <w:pPr>
+        <w:ind w:left="340"/>
+      </w:pPr>
+      <w:r>
+        <w:rPr>
+          <w:rFonts w:ascii="微软雅黑" w:hAnsi="微软雅黑" w:eastAsia="微软雅黑"/>
+          <w:b w:val="0"/>
+          <w:i w:val="0"/>
+          <w:sz w:val="20"/>
+        </w:rPr>
         <w:t>10. 行业集中度上限（红线 30%/50% 已有，但回测引擎未实现）</w:t>
       </w:r>
     </w:p>
@@ -4318,7 +8866,7 @@
           <w:i w:val="0"/>
           <w:sz w:val="20"/>
         </w:rPr>
-        <w:t>降换手三件套全判 + 换手分解完成</w:t>
+        <w:t>降换手三件套全判 + 换手分解</w:t>
       </w:r>
       <w:r>
         <w:rPr>
@@ -4327,7 +8875,22 @@
           <w:i w:val="0"/>
           <w:sz w:val="20"/>
         </w:rPr>
-        <w:t>：rank buffer 关闭（排名 churn≈0）、重入冷却不采纳（换手守恒：清仓必补买，冷却只换对象）、延迟次日卖不采纳。换手分解：</w:t>
+        <w:t>：rank buffer 关闭（排名 churn≈0）、重入冷却不采纳（换手守恒：清仓必补买，冷却只换对象）、延迟次日卖不采纳。</w:t>
+      </w:r>
+    </w:p>
+    <w:p>
+      <w:pPr>
+        <w:pStyle w:val="ListBullet"/>
+        <w:ind w:left="340"/>
+      </w:pPr>
+      <w:r>
+        <w:rPr>
+          <w:rFonts w:ascii="微软雅黑" w:hAnsi="微软雅黑" w:eastAsia="微软雅黑"/>
+          <w:b w:val="0"/>
+          <w:i w:val="0"/>
+          <w:sz w:val="20"/>
+        </w:rPr>
+        <w:t xml:space="preserve">⚠️ </w:t>
       </w:r>
       <w:r>
         <w:rPr>
@@ -4336,7 +8899,7 @@
           <w:i w:val="0"/>
           <w:sz w:val="20"/>
         </w:rPr>
-        <w:t>MA10 退出 539%/年占 93%</w:t>
+        <w:t>换手分解口径修正（2026-09-06）</w:t>
       </w:r>
       <w:r>
         <w:rPr>
@@ -4345,7 +8908,7 @@
           <w:i w:val="0"/>
           <w:sz w:val="20"/>
         </w:rPr>
-        <w:t>、调仓轮换 43%/年占 7%、切档 0%。</w:t>
+        <w:t>：原"MA10 539%/年占 93%"单位错误</w:t>
       </w:r>
     </w:p>
     <w:p>
@@ -4473,7 +9036,25 @@
           <w:i w:val="0"/>
           <w:sz w:val="20"/>
         </w:rPr>
-        <w:t>17. 股指期货 IC/IM 对冲降净暴露（个股腿保留选股 alpha，择时只动期货腿）——涉及开户/保证金/权限，不近期</w:t>
+        <w:t>22. 股指期货 IC/IM 对冲降净暴露——</w:t>
+      </w:r>
+      <w:r>
+        <w:rPr>
+          <w:rFonts w:ascii="微软雅黑" w:hAnsi="微软雅黑" w:eastAsia="微软雅黑"/>
+          <w:b/>
+          <w:i w:val="0"/>
+          <w:sz w:val="20"/>
+        </w:rPr>
+        <w:t>降级为"选股 alpha 转正前不考虑"</w:t>
+      </w:r>
+      <w:r>
+        <w:rPr>
+          <w:rFonts w:ascii="微软雅黑" w:hAnsi="微软雅黑" w:eastAsia="微软雅黑"/>
+          <w:b w:val="0"/>
+          <w:i w:val="0"/>
+          <w:sz w:val="20"/>
+        </w:rPr>
+        <w:t>（2026-09-05 专家评审）：无择时版 +5.24% 跑输指数 1.4pp，选股 alpha≈负，对冲剥离 beta=剥离唯一收益来源，剩负 alpha+贴水成本</w:t>
       </w:r>
     </w:p>
     <w:p>
@@ -4487,7 +9068,7 @@
           <w:i w:val="0"/>
           <w:sz w:val="20"/>
         </w:rPr>
-        <w:t xml:space="preserve">18. </w:t>
+        <w:t xml:space="preserve">23. </w:t>
       </w:r>
       <w:r>
         <w:rPr>
@@ -4514,6 +9095,30 @@
       </w:pPr>
       <w:r>
         <w:t>8.5 引擎执行语义附录（2026-08-31 新增，防止交易机制预测再犯未验证假设的错）</w:t>
+      </w:r>
+    </w:p>
+    <w:p>
+      <w:pPr>
+        <w:pStyle w:val="ListBullet"/>
+        <w:ind w:left="340"/>
+      </w:pPr>
+      <w:r>
+        <w:rPr>
+          <w:rFonts w:ascii="微软雅黑" w:hAnsi="微软雅黑" w:eastAsia="微软雅黑"/>
+          <w:b/>
+          <w:i w:val="0"/>
+          <w:sz w:val="20"/>
+        </w:rPr>
+        <w:t>载体语义（2026-09-06 低波动撤项教训固化）</w:t>
+      </w:r>
+      <w:r>
+        <w:rPr>
+          <w:rFonts w:ascii="微软雅黑" w:hAnsi="微软雅黑" w:eastAsia="微软雅黑"/>
+          <w:b w:val="0"/>
+          <w:i w:val="0"/>
+          <w:sz w:val="20"/>
+        </w:rPr>
+        <w:t>：策略的全部超额来自择时，</w:t>
       </w:r>
     </w:p>
     <w:p>
@@ -4624,7 +9229,7 @@
           <w:i w:val="0"/>
           <w:sz w:val="20"/>
         </w:rPr>
-        <w:t>回测换手分解</w:t>
+        <w:t>回测换手分解（2026-09-06 修正）</w:t>
       </w:r>
       <w:r>
         <w:rPr>
@@ -4633,7 +9238,7 @@
           <w:i w:val="0"/>
           <w:sz w:val="20"/>
         </w:rPr>
-        <w:t>：MA10 退出 539%/年占 93%，调仓轮换 43%/年占 7%</w:t>
+        <w:t>：双边 8.97×/年；卖出侧 MA10 退出 3.6%/年、轮换 0.4%/年、切档 0.1%/年（原 539/43 数字单位错 ~130×）</w:t>
       </w:r>
     </w:p>
     <w:p>
@@ -6223,7 +10828,7 @@
           <w:color w:val="595959"/>
           <w:sz w:val="15"/>
         </w:rPr>
-        <w:t>生成时间: 2026-09-05 21:23 | 源: docs/qmt_strategy_spec.md</w:t>
+        <w:t>生成时间: 2026-09-08 16:05 | 源: docs/qmt_strategy_spec.md</w:t>
       </w:r>
     </w:p>
     <w:sectPr>
